--- a/frontend/public/assets/Campoverde_Felipe.docx
+++ b/frontend/public/assets/Campoverde_Felipe.docx
@@ -316,7 +316,7 @@
           <w:szCs w:val="22"/>
           <w:rtl w:val="0"/>
         </w:rPr>
-        <w:t xml:space="preserve">Blacksburg, VA                                                 </w:t>
+        <w:t xml:space="preserve">Blacksburg, VA                         </w:t>
       </w:r>
       <w:r>
         <w:rPr>
@@ -867,7 +867,7 @@
           <w:szCs w:val="22"/>
           <w:rtl w:val="0"/>
         </w:rPr>
-        <w:t xml:space="preserve">Blacksburg, VA                                                       </w:t>
+        <w:t xml:space="preserve">Blacksburg, VA                                                     </w:t>
       </w:r>
       <w:r>
         <w:rPr>

--- a/frontend/public/assets/Campoverde_Felipe.docx
+++ b/frontend/public/assets/Campoverde_Felipe.docx
@@ -15,7 +15,7 @@
           <w:szCs w:val="32"/>
         </w:rPr>
       </w:pPr>
-      <w:bookmarkStart w:colFirst="0" w:colLast="0" w:name="_kdx8t5nn3kjy" w:id="0"/>
+      <w:bookmarkStart w:colFirst="0" w:colLast="0" w:name="_nqesc9xzell3" w:id="0"/>
       <w:bookmarkEnd w:id="0"/>
       <w:r>
         <w:rPr>
@@ -38,8 +38,8 @@
         <w:ind w:left="104" w:firstLine="0"/>
         <w:jc w:val="center"/>
         <w:rPr>
-          <w:sz w:val="21"/>
-          <w:szCs w:val="21"/>
+          <w:sz w:val="2"/>
+          <w:szCs w:val="2"/>
         </w:rPr>
       </w:pPr>
       <w:r>
@@ -92,11 +92,11 @@
         <w:spacing w:after="120" w:before="120" w:line="167.99999999999997" w:lineRule="auto"/>
         <w:ind w:left="0"/>
         <w:rPr>
-          <w:sz w:val="20"/>
-          <w:szCs w:val="20"/>
-        </w:rPr>
-      </w:pPr>
-      <w:bookmarkStart w:colFirst="0" w:colLast="0" w:name="_u0bale7hgl6" w:id="1"/>
+          <w:sz w:val="22"/>
+          <w:szCs w:val="22"/>
+        </w:rPr>
+      </w:pPr>
+      <w:bookmarkStart w:colFirst="0" w:colLast="0" w:name="_qx4zno1xgmm8" w:id="1"/>
       <w:bookmarkEnd w:id="1"/>
       <w:r>
         <w:rPr>
@@ -104,7 +104,7 @@
           <w:szCs w:val="22"/>
           <w:rtl w:val="0"/>
         </w:rPr>
-        <w:t xml:space="preserve">EXPERIENCE</w:t>
+        <w:t xml:space="preserve">EDUCATION</w:t>
       </w:r>
       <w:r>
         <w:pict>
@@ -119,550 +119,97 @@
     </w:p>
     <w:p>
       <w:pPr>
-        <w:tabs>
-          <w:tab w:val="right" w:leader="none" w:pos="10170"/>
-        </w:tabs>
-        <w:spacing w:after="120" w:before="120" w:line="167.99999999999997" w:lineRule="auto"/>
-        <w:rPr>
-          <w:b w:val="1"/>
-          <w:i w:val="1"/>
-          <w:sz w:val="22"/>
-          <w:szCs w:val="22"/>
-        </w:rPr>
-      </w:pPr>
-      <w:r>
-        <w:rPr>
-          <w:b w:val="1"/>
-          <w:sz w:val="22"/>
-          <w:szCs w:val="22"/>
-          <w:rtl w:val="0"/>
-        </w:rPr>
-        <w:t xml:space="preserve">Chief Engineer &amp; Software Developer: </w:t>
-      </w:r>
-      <w:r>
-        <w:rPr>
-          <w:b w:val="1"/>
-          <w:sz w:val="22"/>
-          <w:szCs w:val="22"/>
-          <w:rtl w:val="0"/>
-        </w:rPr>
-        <w:t xml:space="preserve">CroQuest</w:t>
-      </w:r>
-      <w:r>
-        <w:rPr>
-          <w:b w:val="1"/>
-          <w:sz w:val="22"/>
-          <w:szCs w:val="22"/>
-          <w:rtl w:val="0"/>
-        </w:rPr>
-        <w:t xml:space="preserve"> | VT CRO | </w:t>
-      </w:r>
-      <w:r>
-        <w:rPr>
-          <w:sz w:val="22"/>
-          <w:szCs w:val="22"/>
-          <w:rtl w:val="0"/>
-        </w:rPr>
-        <w:t xml:space="preserve">Blacksburg, VA                       </w:t>
-      </w:r>
-      <w:r>
-        <w:rPr>
-          <w:b w:val="1"/>
-          <w:sz w:val="22"/>
-          <w:szCs w:val="22"/>
-          <w:rtl w:val="0"/>
-        </w:rPr>
-        <w:t xml:space="preserve"> </w:t>
-      </w:r>
-      <w:r>
-        <w:rPr>
-          <w:b w:val="1"/>
-          <w:i w:val="1"/>
-          <w:sz w:val="22"/>
-          <w:szCs w:val="22"/>
-          <w:rtl w:val="0"/>
-        </w:rPr>
-        <w:t xml:space="preserve">March 2025 - Present</w:t>
-      </w:r>
-    </w:p>
-    <w:p>
-      <w:pPr>
-        <w:tabs>
-          <w:tab w:val="right" w:leader="none" w:pos="10170"/>
-        </w:tabs>
-        <w:spacing w:after="120" w:before="120" w:line="167.99999999999997" w:lineRule="auto"/>
-        <w:rPr>
-          <w:i w:val="1"/>
-          <w:sz w:val="2"/>
-          <w:szCs w:val="2"/>
-        </w:rPr>
-      </w:pPr>
-      <w:r>
-        <w:rPr>
-          <w:rtl w:val="0"/>
-        </w:rPr>
-      </w:r>
-    </w:p>
-    <w:p>
-      <w:pPr>
-        <w:numPr>
-          <w:ilvl w:val="0"/>
-          <w:numId w:val="5"/>
-        </w:numPr>
-        <w:tabs>
-          <w:tab w:val="right" w:leader="none" w:pos="10170"/>
-        </w:tabs>
-        <w:spacing w:after="120" w:before="120" w:line="167.99999999999997" w:lineRule="auto"/>
-        <w:ind w:left="720" w:hanging="360"/>
-        <w:rPr>
-          <w:i w:val="1"/>
-          <w:sz w:val="20"/>
-          <w:szCs w:val="20"/>
-        </w:rPr>
-      </w:pPr>
-      <w:r>
-        <w:rPr>
-          <w:sz w:val="20"/>
-          <w:szCs w:val="20"/>
-          <w:rtl w:val="0"/>
-        </w:rPr>
-        <w:t xml:space="preserve">Engineered a custom educational handheld game console using ESP32-WROOM, SD card, and BLE </w:t>
-      </w:r>
-    </w:p>
-    <w:p>
-      <w:pPr>
-        <w:numPr>
-          <w:ilvl w:val="0"/>
-          <w:numId w:val="5"/>
-        </w:numPr>
-        <w:tabs>
-          <w:tab w:val="right" w:leader="none" w:pos="10170"/>
-        </w:tabs>
-        <w:spacing w:after="120" w:before="120" w:line="167.99999999999997" w:lineRule="auto"/>
-        <w:ind w:left="720" w:hanging="360"/>
-        <w:rPr>
-          <w:i w:val="1"/>
-          <w:sz w:val="20"/>
-          <w:szCs w:val="20"/>
-        </w:rPr>
-      </w:pPr>
-      <w:r>
-        <w:rPr>
-          <w:sz w:val="20"/>
-          <w:szCs w:val="20"/>
-          <w:rtl w:val="0"/>
-        </w:rPr>
-        <w:t xml:space="preserve">Wrote 5,000+ lines of C/C++ to develop 8+ retro-style games including Snake, Pong, Tetris, and Tic Tac </w:t>
-      </w:r>
-    </w:p>
-    <w:p>
-      <w:pPr>
-        <w:numPr>
-          <w:ilvl w:val="0"/>
-          <w:numId w:val="5"/>
-        </w:numPr>
-        <w:tabs>
-          <w:tab w:val="right" w:leader="none" w:pos="10170"/>
-        </w:tabs>
-        <w:spacing w:after="120" w:before="120" w:line="167.99999999999997" w:lineRule="auto"/>
-        <w:ind w:left="720" w:hanging="360"/>
-        <w:rPr>
-          <w:i w:val="1"/>
-          <w:sz w:val="20"/>
-          <w:szCs w:val="20"/>
-        </w:rPr>
-      </w:pPr>
-      <w:r>
-        <w:rPr>
-          <w:sz w:val="20"/>
-          <w:szCs w:val="20"/>
-          <w:rtl w:val="0"/>
-        </w:rPr>
-        <w:t xml:space="preserve">Designed and implemented Bluetooth multiplayer logic, asset rendering, and UI feedback for each game</w:t>
-      </w:r>
-      <w:r>
-        <w:rPr>
-          <w:rtl w:val="0"/>
-        </w:rPr>
-      </w:r>
-    </w:p>
-    <w:p>
-      <w:pPr>
-        <w:tabs>
-          <w:tab w:val="left" w:leader="none" w:pos="450"/>
-        </w:tabs>
-        <w:spacing w:after="120" w:before="120" w:line="167.99999999999997" w:lineRule="auto"/>
-        <w:ind w:left="720" w:firstLine="0"/>
-        <w:rPr>
-          <w:b w:val="1"/>
-          <w:sz w:val="4"/>
-          <w:szCs w:val="4"/>
-        </w:rPr>
-      </w:pPr>
-      <w:r>
-        <w:rPr>
-          <w:rtl w:val="0"/>
-        </w:rPr>
-      </w:r>
-    </w:p>
-    <w:p>
-      <w:pPr>
-        <w:tabs>
-          <w:tab w:val="left" w:leader="none" w:pos="450"/>
-        </w:tabs>
-        <w:spacing w:after="120" w:before="120" w:line="167.99999999999997" w:lineRule="auto"/>
-        <w:ind w:left="0" w:firstLine="0"/>
-        <w:rPr>
-          <w:b w:val="1"/>
-          <w:i w:val="1"/>
-          <w:sz w:val="22"/>
-          <w:szCs w:val="22"/>
-        </w:rPr>
-      </w:pPr>
-      <w:r>
-        <w:rPr>
-          <w:b w:val="1"/>
-          <w:sz w:val="22"/>
-          <w:szCs w:val="22"/>
-          <w:rtl w:val="0"/>
-        </w:rPr>
-        <w:t xml:space="preserve">Cyber Security Instructor | Virginia Tech | </w:t>
-      </w:r>
-      <w:r>
-        <w:rPr>
-          <w:sz w:val="22"/>
-          <w:szCs w:val="22"/>
-          <w:rtl w:val="0"/>
-        </w:rPr>
-        <w:t xml:space="preserve">Blacksburg, VA                                                      </w:t>
-      </w:r>
-      <w:r>
-        <w:rPr>
-          <w:b w:val="1"/>
-          <w:i w:val="1"/>
-          <w:sz w:val="22"/>
-          <w:szCs w:val="22"/>
-          <w:rtl w:val="0"/>
-        </w:rPr>
-        <w:t xml:space="preserve">May 2024 - August 2024</w:t>
-      </w:r>
-    </w:p>
-    <w:p>
-      <w:pPr>
-        <w:tabs>
-          <w:tab w:val="left" w:leader="none" w:pos="450"/>
-        </w:tabs>
-        <w:spacing w:after="120" w:before="120" w:line="167.99999999999997" w:lineRule="auto"/>
-        <w:ind w:left="0" w:firstLine="0"/>
-        <w:rPr>
-          <w:b w:val="1"/>
-          <w:i w:val="1"/>
-          <w:sz w:val="2"/>
-          <w:szCs w:val="2"/>
-        </w:rPr>
-      </w:pPr>
-      <w:r>
-        <w:rPr>
-          <w:rtl w:val="0"/>
-        </w:rPr>
-      </w:r>
-    </w:p>
-    <w:p>
-      <w:pPr>
-        <w:numPr>
-          <w:ilvl w:val="0"/>
-          <w:numId w:val="5"/>
-        </w:numPr>
-        <w:tabs>
-          <w:tab w:val="right" w:leader="none" w:pos="10170"/>
-        </w:tabs>
-        <w:spacing w:after="120" w:before="120" w:line="167.99999999999997" w:lineRule="auto"/>
-        <w:ind w:left="720" w:hanging="360"/>
-        <w:rPr>
-          <w:b w:val="0"/>
-          <w:sz w:val="20"/>
-          <w:szCs w:val="20"/>
-        </w:rPr>
-      </w:pPr>
-      <w:r>
-        <w:rPr>
-          <w:sz w:val="20"/>
-          <w:szCs w:val="20"/>
-          <w:rtl w:val="0"/>
-        </w:rPr>
-        <w:t xml:space="preserve">Taught core cybersecurity concepts such as encryption, network security, and ethical hacking to school students</w:t>
-      </w:r>
-    </w:p>
-    <w:p>
-      <w:pPr>
-        <w:numPr>
-          <w:ilvl w:val="0"/>
-          <w:numId w:val="5"/>
-        </w:numPr>
-        <w:tabs>
-          <w:tab w:val="right" w:leader="none" w:pos="10170"/>
-        </w:tabs>
-        <w:spacing w:after="120" w:before="120" w:line="167.99999999999997" w:lineRule="auto"/>
-        <w:ind w:left="720" w:hanging="360"/>
-        <w:rPr>
-          <w:b w:val="0"/>
-          <w:sz w:val="20"/>
-          <w:szCs w:val="20"/>
-        </w:rPr>
-      </w:pPr>
-      <w:r>
-        <w:rPr>
-          <w:sz w:val="20"/>
-          <w:szCs w:val="20"/>
-          <w:rtl w:val="0"/>
-        </w:rPr>
-        <w:t xml:space="preserve">Explained security topics into accessible lessons, fostering early interest in cyber defense and ethical computing</w:t>
-      </w:r>
-    </w:p>
-    <w:p>
-      <w:pPr>
-        <w:tabs>
-          <w:tab w:val="right" w:leader="none" w:pos="10170"/>
-        </w:tabs>
-        <w:spacing w:after="120" w:before="120" w:line="167.99999999999997" w:lineRule="auto"/>
-        <w:ind w:left="0" w:firstLine="0"/>
-        <w:rPr>
-          <w:sz w:val="10"/>
-          <w:szCs w:val="10"/>
-        </w:rPr>
-      </w:pPr>
-      <w:r>
-        <w:rPr>
-          <w:rtl w:val="0"/>
-        </w:rPr>
-      </w:r>
-    </w:p>
-    <w:p>
-      <w:pPr>
         <w:pStyle w:val="Heading1"/>
-        <w:spacing w:after="120" w:before="120" w:line="167.99999999999997" w:lineRule="auto"/>
-        <w:ind w:left="0"/>
-        <w:rPr>
-          <w:b w:val="0"/>
-          <w:sz w:val="22"/>
-          <w:szCs w:val="22"/>
-          <w:u w:val="single"/>
-        </w:rPr>
-      </w:pPr>
-      <w:bookmarkStart w:colFirst="0" w:colLast="0" w:name="_x7odqtpbl6sn" w:id="2"/>
-      <w:bookmarkEnd w:id="2"/>
-      <w:r>
-        <w:rPr>
-          <w:sz w:val="22"/>
-          <w:szCs w:val="22"/>
-          <w:rtl w:val="0"/>
-        </w:rPr>
-        <w:t xml:space="preserve">LEADERSHIP</w:t>
-      </w:r>
-      <w:r>
-        <w:pict>
-          <v:rect style="width:0.0pt;height:1.5pt" o:hr="t" o:hrstd="t" o:hralign="center" fillcolor="#A0A0A0" stroked="f"/>
-        </w:pict>
-      </w:r>
-      <w:r>
-        <w:rPr>
-          <w:rtl w:val="0"/>
-        </w:rPr>
-      </w:r>
-    </w:p>
-    <w:p>
-      <w:pPr>
-        <w:tabs>
-          <w:tab w:val="left" w:leader="none" w:pos="450"/>
-        </w:tabs>
-        <w:spacing w:after="120" w:before="120" w:line="167.99999999999997" w:lineRule="auto"/>
-        <w:rPr>
-          <w:b w:val="1"/>
-          <w:i w:val="1"/>
-          <w:sz w:val="22"/>
-          <w:szCs w:val="22"/>
-        </w:rPr>
-      </w:pPr>
-      <w:bookmarkStart w:colFirst="0" w:colLast="0" w:name="_98ngevu83ywl" w:id="3"/>
-      <w:bookmarkEnd w:id="3"/>
-      <w:r>
-        <w:rPr>
-          <w:b w:val="1"/>
-          <w:sz w:val="22"/>
-          <w:szCs w:val="22"/>
-          <w:rtl w:val="0"/>
-        </w:rPr>
-        <w:t xml:space="preserve">Chief Engineer - CroQuest, VT Competitive Robotics Organization</w:t>
-      </w:r>
-      <w:r>
-        <w:rPr>
-          <w:sz w:val="22"/>
-          <w:szCs w:val="22"/>
-          <w:rtl w:val="0"/>
-        </w:rPr>
-        <w:t xml:space="preserve">           </w:t>
-        <w:tab/>
-        <w:tab/>
-        <w:t xml:space="preserve">   </w:t>
-      </w:r>
-      <w:r>
-        <w:rPr>
-          <w:b w:val="1"/>
-          <w:i w:val="1"/>
-          <w:sz w:val="22"/>
-          <w:szCs w:val="22"/>
-          <w:rtl w:val="0"/>
-        </w:rPr>
-        <w:t xml:space="preserve">September 2024 - June 2025</w:t>
-      </w:r>
-    </w:p>
-    <w:p>
-      <w:pPr>
-        <w:tabs>
-          <w:tab w:val="left" w:leader="none" w:pos="450"/>
-        </w:tabs>
-        <w:spacing w:after="120" w:before="120" w:line="167.99999999999997" w:lineRule="auto"/>
-        <w:ind w:left="0" w:firstLine="0"/>
-        <w:rPr>
-          <w:sz w:val="2"/>
-          <w:szCs w:val="2"/>
-        </w:rPr>
-      </w:pPr>
-      <w:bookmarkStart w:colFirst="0" w:colLast="0" w:name="_tv2leznn2150" w:id="4"/>
-      <w:bookmarkEnd w:id="4"/>
-      <w:r>
-        <w:rPr>
-          <w:rtl w:val="0"/>
-        </w:rPr>
-      </w:r>
-    </w:p>
-    <w:p>
-      <w:pPr>
         <w:numPr>
           <w:ilvl w:val="0"/>
           <w:numId w:val="4"/>
         </w:numPr>
-        <w:tabs>
-          <w:tab w:val="left" w:leader="none" w:pos="450"/>
-        </w:tabs>
-        <w:spacing w:after="120" w:before="120" w:line="167.99999999999997" w:lineRule="auto"/>
-        <w:ind w:left="720" w:hanging="360"/>
-        <w:rPr>
-          <w:sz w:val="20"/>
-          <w:szCs w:val="20"/>
-        </w:rPr>
-      </w:pPr>
-      <w:bookmarkStart w:colFirst="0" w:colLast="0" w:name="_f2j5cw3cuos1" w:id="5"/>
-      <w:bookmarkEnd w:id="5"/>
-      <w:r>
-        <w:rPr>
-          <w:sz w:val="20"/>
-          <w:szCs w:val="20"/>
-          <w:rtl w:val="0"/>
-        </w:rPr>
-        <w:t xml:space="preserve">Led software development across multiple student-led robotics projects, guiding system design and implementation</w:t>
-      </w:r>
-    </w:p>
-    <w:p>
-      <w:pPr>
-        <w:numPr>
-          <w:ilvl w:val="0"/>
-          <w:numId w:val="4"/>
-        </w:numPr>
-        <w:tabs>
-          <w:tab w:val="left" w:leader="none" w:pos="450"/>
-        </w:tabs>
-        <w:spacing w:after="120" w:before="120" w:line="167.99999999999997" w:lineRule="auto"/>
-        <w:ind w:left="720" w:hanging="360"/>
-        <w:rPr>
-          <w:sz w:val="20"/>
-          <w:szCs w:val="20"/>
-        </w:rPr>
-      </w:pPr>
-      <w:bookmarkStart w:colFirst="0" w:colLast="0" w:name="_f2j5cw3cuos1" w:id="5"/>
-      <w:bookmarkEnd w:id="5"/>
-      <w:r>
-        <w:rPr>
-          <w:sz w:val="20"/>
-          <w:szCs w:val="20"/>
-          <w:rtl w:val="0"/>
-        </w:rPr>
-        <w:t xml:space="preserve">Mentored team members and assisted in preparing for regional and national robotics competitions</w:t>
-      </w:r>
-      <w:r>
-        <w:rPr>
-          <w:rtl w:val="0"/>
-        </w:rPr>
-      </w:r>
-    </w:p>
-    <w:p>
-      <w:pPr>
-        <w:tabs>
-          <w:tab w:val="left" w:leader="none" w:pos="450"/>
-        </w:tabs>
-        <w:spacing w:after="120" w:before="120" w:line="167.99999999999997" w:lineRule="auto"/>
+        <w:spacing w:after="120" w:before="120" w:line="167.99999999999997" w:lineRule="auto"/>
+        <w:ind w:left="720" w:hanging="360"/>
+        <w:rPr>
+          <w:i w:val="1"/>
+          <w:sz w:val="20"/>
+          <w:szCs w:val="20"/>
+        </w:rPr>
+      </w:pPr>
+      <w:bookmarkStart w:colFirst="0" w:colLast="0" w:name="_6ijq5tkgnn1u" w:id="2"/>
+      <w:bookmarkEnd w:id="2"/>
+      <w:r>
+        <w:rPr>
+          <w:i w:val="1"/>
+          <w:sz w:val="20"/>
+          <w:szCs w:val="20"/>
+          <w:rtl w:val="0"/>
+        </w:rPr>
+        <w:t xml:space="preserve">Virginia Tech Bachelor of Science in Computer Science  ·  GPA: 3.0  ·  Blacksburg, VA                    </w:t>
+      </w:r>
+      <w:r>
+        <w:rPr>
+          <w:i w:val="1"/>
+          <w:sz w:val="20"/>
+          <w:szCs w:val="20"/>
+          <w:rtl w:val="0"/>
+        </w:rPr>
+        <w:t xml:space="preserve">Expected May 2026</w:t>
+      </w:r>
+    </w:p>
+    <w:p>
+      <w:pPr>
+        <w:ind w:left="0" w:firstLine="0"/>
+        <w:rPr>
+          <w:sz w:val="2"/>
+          <w:szCs w:val="2"/>
+        </w:rPr>
+      </w:pPr>
+      <w:r>
+        <w:rPr>
+          <w:rtl w:val="0"/>
+        </w:rPr>
+      </w:r>
+    </w:p>
+    <w:p>
+      <w:pPr>
         <w:ind w:left="720" w:firstLine="0"/>
         <w:rPr>
-          <w:sz w:val="10"/>
-          <w:szCs w:val="10"/>
-        </w:rPr>
-      </w:pPr>
-      <w:bookmarkStart w:colFirst="0" w:colLast="0" w:name="_esoq2cejtwil" w:id="6"/>
-      <w:bookmarkEnd w:id="6"/>
-      <w:r>
-        <w:rPr>
-          <w:rtl w:val="0"/>
-        </w:rPr>
-      </w:r>
-    </w:p>
-    <w:p>
-      <w:pPr>
-        <w:tabs>
-          <w:tab w:val="right" w:leader="none" w:pos="10170"/>
-        </w:tabs>
-        <w:spacing w:after="120" w:before="120" w:line="167.99999999999997" w:lineRule="auto"/>
-        <w:rPr>
-          <w:b w:val="1"/>
-          <w:i w:val="1"/>
-          <w:sz w:val="22"/>
-          <w:szCs w:val="22"/>
-        </w:rPr>
-      </w:pPr>
-      <w:r>
-        <w:rPr>
-          <w:b w:val="1"/>
-          <w:sz w:val="22"/>
-          <w:szCs w:val="22"/>
-          <w:rtl w:val="0"/>
-        </w:rPr>
-        <w:t xml:space="preserve">Student Assistant Manager | Virginia Tech | </w:t>
-      </w:r>
-      <w:r>
-        <w:rPr>
-          <w:sz w:val="22"/>
-          <w:szCs w:val="22"/>
-          <w:rtl w:val="0"/>
-        </w:rPr>
-        <w:t xml:space="preserve">Blacksburg, VA                                                  </w:t>
-      </w:r>
-      <w:r>
-        <w:rPr>
-          <w:b w:val="1"/>
-          <w:sz w:val="22"/>
-          <w:szCs w:val="22"/>
-          <w:rtl w:val="0"/>
-        </w:rPr>
-        <w:t xml:space="preserve">  </w:t>
-      </w:r>
-      <w:r>
-        <w:rPr>
-          <w:b w:val="1"/>
-          <w:i w:val="1"/>
-          <w:sz w:val="22"/>
-          <w:szCs w:val="22"/>
-          <w:rtl w:val="0"/>
-        </w:rPr>
-        <w:t xml:space="preserve">January 2024 - Present </w:t>
+          <w:sz w:val="2"/>
+          <w:szCs w:val="2"/>
+        </w:rPr>
+      </w:pPr>
+      <w:r>
+        <w:rPr>
+          <w:rtl w:val="0"/>
+        </w:rPr>
+      </w:r>
+    </w:p>
+    <w:p>
+      <w:pPr>
+        <w:pStyle w:val="Heading1"/>
+        <w:spacing w:after="120" w:before="120" w:line="167.99999999999997" w:lineRule="auto"/>
+        <w:ind w:left="0" w:firstLine="0"/>
+        <w:rPr>
+          <w:sz w:val="20"/>
+          <w:szCs w:val="20"/>
+        </w:rPr>
+      </w:pPr>
+      <w:bookmarkStart w:colFirst="0" w:colLast="0" w:name="_vxmxx6bb1mhu" w:id="3"/>
+      <w:bookmarkEnd w:id="3"/>
+      <w:r>
+        <w:rPr>
+          <w:sz w:val="22"/>
+          <w:szCs w:val="22"/>
+          <w:rtl w:val="0"/>
+        </w:rPr>
+        <w:t xml:space="preserve">EXPERIENCE</w:t>
+      </w:r>
+      <w:r>
+        <w:pict>
+          <v:rect style="width:0.0pt;height:1.5pt" o:hr="t" o:hrstd="t" o:hralign="center" fillcolor="#A0A0A0" stroked="f"/>
+        </w:pict>
+      </w:r>
+      <w:r>
+        <w:rPr>
+          <w:rtl w:val="0"/>
+        </w:rPr>
       </w:r>
     </w:p>
     <w:p>
@@ -679,354 +226,27 @@
       </w:pPr>
       <w:r>
         <w:rPr>
-          <w:rtl w:val="0"/>
-        </w:rPr>
-      </w:r>
-    </w:p>
-    <w:p>
-      <w:pPr>
-        <w:numPr>
-          <w:ilvl w:val="0"/>
-          <w:numId w:val="5"/>
-        </w:numPr>
-        <w:tabs>
-          <w:tab w:val="right" w:leader="none" w:pos="10170"/>
-        </w:tabs>
-        <w:spacing w:after="120" w:before="120" w:line="167.99999999999997" w:lineRule="auto"/>
-        <w:ind w:left="720" w:hanging="360"/>
-        <w:rPr>
-          <w:sz w:val="20"/>
-          <w:szCs w:val="20"/>
-        </w:rPr>
-      </w:pPr>
-      <w:r>
-        <w:rPr>
-          <w:sz w:val="20"/>
-          <w:szCs w:val="20"/>
-          <w:rtl w:val="0"/>
-        </w:rPr>
-        <w:t xml:space="preserve">Supervise student staff, enforce safety protocols, and ensure smooth day-to-day operations</w:t>
-      </w:r>
-    </w:p>
-    <w:p>
-      <w:pPr>
-        <w:numPr>
-          <w:ilvl w:val="0"/>
-          <w:numId w:val="5"/>
-        </w:numPr>
-        <w:tabs>
-          <w:tab w:val="right" w:leader="none" w:pos="10170"/>
-        </w:tabs>
-        <w:spacing w:after="120" w:before="120" w:line="167.99999999999997" w:lineRule="auto"/>
-        <w:ind w:left="720" w:hanging="360"/>
-        <w:rPr>
-          <w:sz w:val="20"/>
-          <w:szCs w:val="20"/>
-        </w:rPr>
-      </w:pPr>
-      <w:r>
-        <w:rPr>
-          <w:sz w:val="20"/>
-          <w:szCs w:val="20"/>
-          <w:rtl w:val="0"/>
-        </w:rPr>
-        <w:t xml:space="preserve">Provide bilingual (English/Spanish) support to staff and customers in high-paced service environments</w:t>
-      </w:r>
-      <w:r>
-        <w:rPr>
-          <w:rtl w:val="0"/>
-        </w:rPr>
-      </w:r>
-    </w:p>
-    <w:p>
-      <w:pPr>
-        <w:tabs>
-          <w:tab w:val="right" w:leader="none" w:pos="10170"/>
-        </w:tabs>
-        <w:spacing w:after="120" w:before="120" w:line="167.99999999999997" w:lineRule="auto"/>
-        <w:ind w:left="720" w:firstLine="0"/>
-        <w:rPr>
-          <w:sz w:val="2"/>
-          <w:szCs w:val="2"/>
-        </w:rPr>
-      </w:pPr>
-      <w:r>
-        <w:rPr>
-          <w:rtl w:val="0"/>
-        </w:rPr>
-      </w:r>
-    </w:p>
-    <w:p>
-      <w:pPr>
-        <w:tabs>
-          <w:tab w:val="left" w:leader="none" w:pos="450"/>
-        </w:tabs>
-        <w:spacing w:after="120" w:before="120" w:line="167.99999999999997" w:lineRule="auto"/>
-        <w:rPr>
-          <w:b w:val="1"/>
-          <w:sz w:val="22"/>
-          <w:szCs w:val="22"/>
-        </w:rPr>
-      </w:pPr>
-      <w:r>
-        <w:rPr>
-          <w:b w:val="1"/>
-          <w:sz w:val="22"/>
-          <w:szCs w:val="22"/>
-          <w:rtl w:val="0"/>
-        </w:rPr>
-        <w:t xml:space="preserve">Peer Mentor, Ceed | Virginia Tech  | </w:t>
-      </w:r>
-      <w:r>
-        <w:rPr>
-          <w:sz w:val="22"/>
-          <w:szCs w:val="22"/>
-          <w:rtl w:val="0"/>
-        </w:rPr>
-        <w:t xml:space="preserve">Blacksburg, VA</w:t>
-      </w:r>
-      <w:r>
-        <w:rPr>
-          <w:b w:val="1"/>
-          <w:sz w:val="22"/>
-          <w:szCs w:val="22"/>
-          <w:rtl w:val="0"/>
-        </w:rPr>
-        <w:t xml:space="preserve">  </w:t>
-        <w:tab/>
-      </w:r>
-      <w:r>
-        <w:rPr>
-          <w:sz w:val="22"/>
-          <w:szCs w:val="22"/>
-          <w:rtl w:val="0"/>
-        </w:rPr>
-        <w:tab/>
-        <w:t xml:space="preserve"> </w:t>
-        <w:tab/>
-        <w:tab/>
-      </w:r>
-      <w:r>
-        <w:rPr>
+          <w:b w:val="1"/>
+          <w:sz w:val="22"/>
+          <w:szCs w:val="22"/>
+          <w:rtl w:val="0"/>
+        </w:rPr>
+        <w:t xml:space="preserve">Chief Software Engineer - CroQuest ( C/C++, BLE, Bash, Git, Bluetooth, PlatformIO )         </w:t>
+      </w:r>
+      <w:r>
+        <w:rPr>
+          <w:b w:val="1"/>
           <w:i w:val="1"/>
           <w:sz w:val="22"/>
           <w:szCs w:val="22"/>
           <w:rtl w:val="0"/>
         </w:rPr>
-        <w:t xml:space="preserve">                    </w:t>
-      </w:r>
-      <w:r>
-        <w:rPr>
-          <w:b w:val="1"/>
-          <w:i w:val="1"/>
-          <w:sz w:val="22"/>
-          <w:szCs w:val="22"/>
-          <w:rtl w:val="0"/>
-        </w:rPr>
-        <w:t xml:space="preserve"> September 2024 - Present</w:t>
-      </w:r>
-      <w:r>
-        <w:rPr>
-          <w:rtl w:val="0"/>
-        </w:rPr>
-      </w:r>
-    </w:p>
-    <w:p>
-      <w:pPr>
-        <w:tabs>
-          <w:tab w:val="left" w:leader="none" w:pos="450"/>
-        </w:tabs>
-        <w:spacing w:after="120" w:before="120" w:line="167.99999999999997" w:lineRule="auto"/>
-        <w:rPr>
-          <w:b w:val="1"/>
-          <w:sz w:val="2"/>
-          <w:szCs w:val="2"/>
-        </w:rPr>
-      </w:pPr>
-      <w:r>
-        <w:rPr>
-          <w:rtl w:val="0"/>
-        </w:rPr>
-      </w:r>
-    </w:p>
-    <w:p>
-      <w:pPr>
-        <w:numPr>
-          <w:ilvl w:val="0"/>
-          <w:numId w:val="5"/>
-        </w:numPr>
-        <w:tabs>
-          <w:tab w:val="left" w:leader="none" w:pos="450"/>
-        </w:tabs>
-        <w:spacing w:after="120" w:before="120" w:line="167.99999999999997" w:lineRule="auto"/>
-        <w:ind w:left="720" w:hanging="360"/>
-        <w:rPr>
-          <w:sz w:val="20"/>
-          <w:szCs w:val="20"/>
-        </w:rPr>
-      </w:pPr>
-      <w:r>
-        <w:rPr>
-          <w:sz w:val="20"/>
-          <w:szCs w:val="20"/>
-          <w:rtl w:val="0"/>
-        </w:rPr>
-        <w:t xml:space="preserve">Supported first-year engineering students through workshops, academic mentoring, and study group facilitation</w:t>
-      </w:r>
-    </w:p>
-    <w:p>
-      <w:pPr>
-        <w:tabs>
-          <w:tab w:val="left" w:leader="none" w:pos="450"/>
-        </w:tabs>
-        <w:spacing w:after="120" w:before="120" w:line="167.99999999999997" w:lineRule="auto"/>
-        <w:ind w:left="720" w:firstLine="0"/>
-        <w:rPr>
-          <w:sz w:val="6"/>
-          <w:szCs w:val="6"/>
-        </w:rPr>
-      </w:pPr>
-      <w:r>
-        <w:rPr>
-          <w:rtl w:val="0"/>
-        </w:rPr>
-      </w:r>
-    </w:p>
-    <w:p>
-      <w:pPr>
-        <w:pStyle w:val="Heading1"/>
-        <w:spacing w:after="120" w:before="120" w:line="167.99999999999997" w:lineRule="auto"/>
-        <w:ind w:left="0"/>
-        <w:rPr>
-          <w:sz w:val="22"/>
-          <w:szCs w:val="22"/>
-        </w:rPr>
-      </w:pPr>
-      <w:bookmarkStart w:colFirst="0" w:colLast="0" w:name="_hemtqjug4wh" w:id="7"/>
-      <w:bookmarkEnd w:id="7"/>
-      <w:r>
-        <w:rPr>
-          <w:sz w:val="22"/>
-          <w:szCs w:val="22"/>
-          <w:rtl w:val="0"/>
-        </w:rPr>
-        <w:t xml:space="preserve">EDUCATION</w:t>
-      </w:r>
-      <w:r>
-        <w:pict>
-          <v:rect style="width:0.0pt;height:1.5pt" o:hr="t" o:hrstd="t" o:hralign="center" fillcolor="#A0A0A0" stroked="f"/>
-        </w:pict>
-      </w:r>
-      <w:r>
-        <w:rPr>
-          <w:rtl w:val="0"/>
-        </w:rPr>
-      </w:r>
-    </w:p>
-    <w:p>
-      <w:pPr>
-        <w:pStyle w:val="Heading1"/>
-        <w:numPr>
-          <w:ilvl w:val="0"/>
-          <w:numId w:val="3"/>
-        </w:numPr>
-        <w:spacing w:after="120" w:before="120" w:line="167.99999999999997" w:lineRule="auto"/>
-        <w:ind w:left="720" w:hanging="360"/>
-        <w:rPr>
-          <w:i w:val="1"/>
-          <w:sz w:val="20"/>
-          <w:szCs w:val="20"/>
-        </w:rPr>
-      </w:pPr>
-      <w:bookmarkStart w:colFirst="0" w:colLast="0" w:name="_d5vbsrptk7kw" w:id="8"/>
-      <w:bookmarkEnd w:id="8"/>
-      <w:r>
-        <w:rPr>
-          <w:i w:val="1"/>
-          <w:sz w:val="20"/>
-          <w:szCs w:val="20"/>
-          <w:rtl w:val="0"/>
-        </w:rPr>
-        <w:t xml:space="preserve">Bachelor of Science in Computer Science  ·  GPA: 3.0  ·  Blacksburg, VA </w:t>
-        <w:tab/>
-        <w:tab/>
-        <w:tab/>
-        <w:t xml:space="preserve">Expected May 2026</w:t>
-      </w:r>
-    </w:p>
-    <w:p>
-      <w:pPr>
-        <w:ind w:left="720" w:firstLine="0"/>
-        <w:rPr>
-          <w:sz w:val="10"/>
-          <w:szCs w:val="10"/>
-        </w:rPr>
-      </w:pPr>
-      <w:r>
-        <w:rPr>
-          <w:rtl w:val="0"/>
-        </w:rPr>
-      </w:r>
-    </w:p>
-    <w:p>
-      <w:pPr>
-        <w:pStyle w:val="Heading1"/>
-        <w:spacing w:after="120" w:before="120" w:line="167.99999999999997" w:lineRule="auto"/>
-        <w:ind w:left="0"/>
-        <w:rPr>
-          <w:sz w:val="20"/>
-          <w:szCs w:val="20"/>
-        </w:rPr>
-      </w:pPr>
-      <w:bookmarkStart w:colFirst="0" w:colLast="0" w:name="_2jmm7wm6onio" w:id="9"/>
-      <w:bookmarkEnd w:id="9"/>
-      <w:r>
-        <w:rPr>
-          <w:sz w:val="22"/>
-          <w:szCs w:val="22"/>
-          <w:rtl w:val="0"/>
-        </w:rPr>
-        <w:t xml:space="preserve">SOFTWARE </w:t>
-      </w:r>
-      <w:r>
-        <w:rPr>
-          <w:sz w:val="22"/>
-          <w:szCs w:val="22"/>
-          <w:rtl w:val="0"/>
-        </w:rPr>
-        <w:t xml:space="preserve">PROJECTS</w:t>
-      </w:r>
-      <w:r>
-        <w:pict>
-          <v:rect style="width:0.0pt;height:1.5pt" o:hr="t" o:hrstd="t" o:hralign="center" fillcolor="#A0A0A0" stroked="f"/>
-        </w:pict>
-      </w:r>
-      <w:r>
-        <w:rPr>
-          <w:rtl w:val="0"/>
-        </w:rPr>
-      </w:r>
-    </w:p>
-    <w:p>
-      <w:pPr>
-        <w:tabs>
-          <w:tab w:val="left" w:leader="none" w:pos="450"/>
-        </w:tabs>
-        <w:spacing w:after="120" w:before="120" w:line="167.99999999999997" w:lineRule="auto"/>
-        <w:rPr>
-          <w:b w:val="1"/>
-          <w:sz w:val="22"/>
-          <w:szCs w:val="22"/>
-        </w:rPr>
-      </w:pPr>
-      <w:r>
-        <w:rPr>
-          <w:b w:val="1"/>
-          <w:sz w:val="22"/>
-          <w:szCs w:val="22"/>
-          <w:rtl w:val="0"/>
-        </w:rPr>
-        <w:t xml:space="preserve">Full-Stack Portfolio Website ( React, JavaScript, HTML/CSS, Node.js, MongoDB, WebGL, Netlify, Blender)</w:t>
+        <w:t xml:space="preserve">March 2025 - Present</w:t>
+      </w:r>
+      <w:r>
+        <w:rPr>
+          <w:rtl w:val="0"/>
+        </w:rPr>
       </w:r>
     </w:p>
     <w:p>
@@ -1036,22 +256,28 @@
           <w:numId w:val="6"/>
         </w:numPr>
         <w:tabs>
-          <w:tab w:val="left" w:leader="none" w:pos="450"/>
-        </w:tabs>
-        <w:spacing w:after="120" w:before="120" w:line="167.99999999999997" w:lineRule="auto"/>
-        <w:ind w:left="720" w:hanging="360"/>
-        <w:rPr>
-          <w:sz w:val="20"/>
-          <w:szCs w:val="20"/>
-        </w:rPr>
-      </w:pPr>
-      <w:r>
-        <w:rPr>
-          <w:sz w:val="20"/>
-          <w:szCs w:val="20"/>
-          <w:rtl w:val="0"/>
-        </w:rPr>
-        <w:t xml:space="preserve">Built a dynamic web app to visualize datasets via interactive charts (bar, pie, scatter) and coordinated views</w:t>
+          <w:tab w:val="right" w:leader="none" w:pos="10170"/>
+        </w:tabs>
+        <w:spacing w:after="120" w:before="120" w:line="167.99999999999997" w:lineRule="auto"/>
+        <w:ind w:left="720" w:hanging="360"/>
+        <w:rPr>
+          <w:i w:val="1"/>
+          <w:sz w:val="20"/>
+          <w:szCs w:val="20"/>
+        </w:rPr>
+      </w:pPr>
+      <w:r>
+        <w:rPr>
+          <w:sz w:val="20"/>
+          <w:szCs w:val="20"/>
+          <w:rtl w:val="0"/>
+        </w:rPr>
+        <w:t xml:space="preserve">Engineered a custom educational handheld game console using ESP32-WROOM, SD card, and BLE </w:t>
+      </w:r>
+      <w:r>
+        <w:rPr>
+          <w:rtl w:val="0"/>
+        </w:rPr>
       </w:r>
     </w:p>
     <w:p>
@@ -1061,22 +287,28 @@
           <w:numId w:val="6"/>
         </w:numPr>
         <w:tabs>
-          <w:tab w:val="left" w:leader="none" w:pos="450"/>
-        </w:tabs>
-        <w:spacing w:after="120" w:before="120" w:line="167.99999999999997" w:lineRule="auto"/>
-        <w:ind w:left="720" w:hanging="360"/>
-        <w:rPr>
-          <w:sz w:val="20"/>
-          <w:szCs w:val="20"/>
-        </w:rPr>
-      </w:pPr>
-      <w:r>
-        <w:rPr>
-          <w:sz w:val="20"/>
-          <w:szCs w:val="20"/>
-          <w:rtl w:val="0"/>
-        </w:rPr>
-        <w:t xml:space="preserve">Integrated file import/export, axis configuration, and responsive UI for polished user experience</w:t>
+          <w:tab w:val="right" w:leader="none" w:pos="10170"/>
+        </w:tabs>
+        <w:spacing w:after="120" w:before="120" w:line="167.99999999999997" w:lineRule="auto"/>
+        <w:ind w:left="720" w:hanging="360"/>
+        <w:rPr>
+          <w:i w:val="1"/>
+          <w:sz w:val="20"/>
+          <w:szCs w:val="20"/>
+        </w:rPr>
+      </w:pPr>
+      <w:r>
+        <w:rPr>
+          <w:sz w:val="20"/>
+          <w:szCs w:val="20"/>
+          <w:rtl w:val="0"/>
+        </w:rPr>
+        <w:t xml:space="preserve">Wrote 5,000+ lines of C/C++ to develop 8+ retro-style games including Snake, Pong, Tetris, and Tic Tac Toe </w:t>
+      </w:r>
+      <w:r>
+        <w:rPr>
+          <w:rtl w:val="0"/>
+        </w:rPr>
       </w:r>
     </w:p>
     <w:p>
@@ -1084,6 +316,376 @@
         <w:numPr>
           <w:ilvl w:val="0"/>
           <w:numId w:val="6"/>
+        </w:numPr>
+        <w:tabs>
+          <w:tab w:val="right" w:leader="none" w:pos="10170"/>
+        </w:tabs>
+        <w:spacing w:after="120" w:before="120" w:line="167.99999999999997" w:lineRule="auto"/>
+        <w:ind w:left="720" w:hanging="360"/>
+        <w:rPr>
+          <w:i w:val="1"/>
+          <w:sz w:val="20"/>
+          <w:szCs w:val="20"/>
+        </w:rPr>
+      </w:pPr>
+      <w:r>
+        <w:rPr>
+          <w:sz w:val="20"/>
+          <w:szCs w:val="20"/>
+          <w:rtl w:val="0"/>
+        </w:rPr>
+        <w:t xml:space="preserve">Designed and implemented Bluetooth multiplayer logic, asset rendering, and UI feedback for each game</w:t>
+      </w:r>
+      <w:r>
+        <w:rPr>
+          <w:rtl w:val="0"/>
+        </w:rPr>
+      </w:r>
+    </w:p>
+    <w:p>
+      <w:pPr>
+        <w:tabs>
+          <w:tab w:val="left" w:leader="none" w:pos="450"/>
+        </w:tabs>
+        <w:spacing w:after="120" w:before="120" w:line="167.99999999999997" w:lineRule="auto"/>
+        <w:ind w:left="720" w:firstLine="0"/>
+        <w:rPr>
+          <w:b w:val="1"/>
+          <w:sz w:val="2"/>
+          <w:szCs w:val="2"/>
+        </w:rPr>
+      </w:pPr>
+      <w:r>
+        <w:rPr>
+          <w:rtl w:val="0"/>
+        </w:rPr>
+      </w:r>
+    </w:p>
+    <w:p>
+      <w:pPr>
+        <w:spacing w:after="120" w:before="120" w:line="167.99999999999997" w:lineRule="auto"/>
+        <w:rPr>
+          <w:b w:val="1"/>
+          <w:sz w:val="22"/>
+          <w:szCs w:val="22"/>
+        </w:rPr>
+      </w:pPr>
+      <w:r>
+        <w:rPr>
+          <w:b w:val="1"/>
+          <w:sz w:val="22"/>
+          <w:szCs w:val="22"/>
+          <w:rtl w:val="0"/>
+        </w:rPr>
+        <w:t xml:space="preserve">Autonomous Car - VT CRO ( C++, Python, ROS, RVIZ, Linux, XML, Git, SSH )          September 2024 - June 2025</w:t>
+      </w:r>
+    </w:p>
+    <w:p>
+      <w:pPr>
+        <w:numPr>
+          <w:ilvl w:val="0"/>
+          <w:numId w:val="2"/>
+        </w:numPr>
+        <w:spacing w:after="120" w:before="120" w:line="167.99999999999997" w:lineRule="auto"/>
+        <w:ind w:left="720" w:hanging="360"/>
+        <w:rPr>
+          <w:rFonts w:ascii="Arial" w:cs="Arial" w:eastAsia="Arial" w:hAnsi="Arial"/>
+          <w:sz w:val="20"/>
+          <w:szCs w:val="20"/>
+        </w:rPr>
+      </w:pPr>
+      <w:r>
+        <w:rPr>
+          <w:sz w:val="20"/>
+          <w:szCs w:val="20"/>
+          <w:rtl w:val="0"/>
+        </w:rPr>
+        <w:t xml:space="preserve">Developed autonomous navigation with SLAM using ROS2 and Gazebo</w:t>
+      </w:r>
+      <w:r>
+        <w:rPr>
+          <w:rtl w:val="0"/>
+        </w:rPr>
+      </w:r>
+    </w:p>
+    <w:p>
+      <w:pPr>
+        <w:numPr>
+          <w:ilvl w:val="0"/>
+          <w:numId w:val="2"/>
+        </w:numPr>
+        <w:spacing w:after="120" w:before="120" w:line="167.99999999999997" w:lineRule="auto"/>
+        <w:ind w:left="720" w:hanging="360"/>
+        <w:rPr>
+          <w:rFonts w:ascii="Arial" w:cs="Arial" w:eastAsia="Arial" w:hAnsi="Arial"/>
+          <w:sz w:val="20"/>
+          <w:szCs w:val="20"/>
+        </w:rPr>
+      </w:pPr>
+      <w:r>
+        <w:rPr>
+          <w:sz w:val="20"/>
+          <w:szCs w:val="20"/>
+          <w:rtl w:val="0"/>
+        </w:rPr>
+        <w:t xml:space="preserve">Integrated hardware sensors (LiDAR, camera, Arduino) to build a fully autonomous robotics platform</w:t>
+      </w:r>
+    </w:p>
+    <w:p>
+      <w:pPr>
+        <w:spacing w:after="120" w:before="120" w:line="167.99999999999997" w:lineRule="auto"/>
+        <w:ind w:left="0" w:firstLine="0"/>
+        <w:rPr>
+          <w:sz w:val="2"/>
+          <w:szCs w:val="2"/>
+        </w:rPr>
+      </w:pPr>
+      <w:r>
+        <w:rPr>
+          <w:rtl w:val="0"/>
+        </w:rPr>
+      </w:r>
+    </w:p>
+    <w:p>
+      <w:pPr>
+        <w:spacing w:after="120" w:before="120" w:line="167.99999999999997" w:lineRule="auto"/>
+        <w:rPr>
+          <w:b w:val="1"/>
+          <w:sz w:val="22"/>
+          <w:szCs w:val="22"/>
+        </w:rPr>
+      </w:pPr>
+      <w:r>
+        <w:rPr>
+          <w:b w:val="1"/>
+          <w:sz w:val="22"/>
+          <w:szCs w:val="22"/>
+          <w:rtl w:val="0"/>
+        </w:rPr>
+        <w:t xml:space="preserve">Linux Systems (Haskell, Lua, C/C++, Nvim, Hyperland, Waybar, VM, File Systems, Terminal)          2019 - Present</w:t>
+      </w:r>
+    </w:p>
+    <w:p>
+      <w:pPr>
+        <w:numPr>
+          <w:ilvl w:val="0"/>
+          <w:numId w:val="1"/>
+        </w:numPr>
+        <w:spacing w:after="120" w:before="120" w:line="167.99999999999997" w:lineRule="auto"/>
+        <w:ind w:left="720" w:hanging="360"/>
+        <w:rPr>
+          <w:sz w:val="20"/>
+          <w:szCs w:val="20"/>
+        </w:rPr>
+      </w:pPr>
+      <w:r>
+        <w:rPr>
+          <w:sz w:val="20"/>
+          <w:szCs w:val="20"/>
+          <w:rtl w:val="0"/>
+        </w:rPr>
+        <w:t xml:space="preserve">Configured Arch Linux daily driver;  managed  Hyperland WM, Waybar, extensions, lock screens..</w:t>
+      </w:r>
+    </w:p>
+    <w:p>
+      <w:pPr>
+        <w:numPr>
+          <w:ilvl w:val="0"/>
+          <w:numId w:val="1"/>
+        </w:numPr>
+        <w:tabs>
+          <w:tab w:val="left" w:leader="none" w:pos="450"/>
+        </w:tabs>
+        <w:spacing w:after="120" w:before="120" w:line="167.99999999999997" w:lineRule="auto"/>
+        <w:ind w:left="720" w:hanging="360"/>
+        <w:rPr>
+          <w:sz w:val="20"/>
+          <w:szCs w:val="20"/>
+        </w:rPr>
+      </w:pPr>
+      <w:r>
+        <w:rPr>
+          <w:sz w:val="20"/>
+          <w:szCs w:val="20"/>
+          <w:rtl w:val="0"/>
+        </w:rPr>
+        <w:t xml:space="preserve">Set up and Troubleshot Bluetooth, WiFi, and system services to improve workflow and hardware compatibility</w:t>
+      </w:r>
+    </w:p>
+    <w:p>
+      <w:pPr>
+        <w:numPr>
+          <w:ilvl w:val="0"/>
+          <w:numId w:val="1"/>
+        </w:numPr>
+        <w:tabs>
+          <w:tab w:val="left" w:leader="none" w:pos="450"/>
+        </w:tabs>
+        <w:spacing w:after="120" w:before="120" w:line="167.99999999999997" w:lineRule="auto"/>
+        <w:ind w:left="720" w:hanging="360"/>
+        <w:rPr>
+          <w:sz w:val="20"/>
+          <w:szCs w:val="20"/>
+          <w:u w:val="none"/>
+        </w:rPr>
+      </w:pPr>
+      <w:r>
+        <w:rPr>
+          <w:sz w:val="20"/>
+          <w:szCs w:val="20"/>
+          <w:rtl w:val="0"/>
+        </w:rPr>
+        <w:t xml:space="preserve">Performed system installs, SSD partitioning, data migrations; debugged boot and kernel issues to restore system stability</w:t>
+      </w:r>
+    </w:p>
+    <w:p>
+      <w:pPr>
+        <w:numPr>
+          <w:ilvl w:val="0"/>
+          <w:numId w:val="1"/>
+        </w:numPr>
+        <w:tabs>
+          <w:tab w:val="left" w:leader="none" w:pos="450"/>
+        </w:tabs>
+        <w:spacing w:after="120" w:before="120" w:line="167.99999999999997" w:lineRule="auto"/>
+        <w:ind w:left="720" w:hanging="360"/>
+        <w:rPr>
+          <w:sz w:val="20"/>
+          <w:szCs w:val="20"/>
+        </w:rPr>
+      </w:pPr>
+      <w:r>
+        <w:rPr>
+          <w:sz w:val="20"/>
+          <w:szCs w:val="20"/>
+          <w:rtl w:val="0"/>
+        </w:rPr>
+        <w:t xml:space="preserve">Built automation scripts and custom configs in Lua, Haskell, and Bash, extending functionality and optimizing workflows.</w:t>
+      </w:r>
+    </w:p>
+    <w:p>
+      <w:pPr>
+        <w:spacing w:after="120" w:before="120" w:line="167.99999999999997" w:lineRule="auto"/>
+        <w:ind w:left="720" w:firstLine="0"/>
+        <w:rPr>
+          <w:sz w:val="2"/>
+          <w:szCs w:val="2"/>
+        </w:rPr>
+      </w:pPr>
+      <w:r>
+        <w:rPr>
+          <w:rtl w:val="0"/>
+        </w:rPr>
+      </w:r>
+    </w:p>
+    <w:p>
+      <w:pPr>
+        <w:pStyle w:val="Heading1"/>
+        <w:spacing w:after="120" w:before="120" w:line="167.99999999999997" w:lineRule="auto"/>
+        <w:ind w:left="0"/>
+        <w:rPr>
+          <w:sz w:val="20"/>
+          <w:szCs w:val="20"/>
+        </w:rPr>
+      </w:pPr>
+      <w:bookmarkStart w:colFirst="0" w:colLast="0" w:name="_ott6296drn5k" w:id="4"/>
+      <w:bookmarkEnd w:id="4"/>
+      <w:r>
+        <w:rPr>
+          <w:sz w:val="22"/>
+          <w:szCs w:val="22"/>
+          <w:rtl w:val="0"/>
+        </w:rPr>
+        <w:t xml:space="preserve">SOFTWARE PROJECTS</w:t>
+      </w:r>
+      <w:r>
+        <w:pict>
+          <v:rect style="width:0.0pt;height:1.5pt" o:hr="t" o:hrstd="t" o:hralign="center" fillcolor="#A0A0A0" stroked="f"/>
+        </w:pict>
+      </w:r>
+      <w:r>
+        <w:rPr>
+          <w:rtl w:val="0"/>
+        </w:rPr>
+      </w:r>
+    </w:p>
+    <w:p>
+      <w:pPr>
+        <w:tabs>
+          <w:tab w:val="left" w:leader="none" w:pos="450"/>
+        </w:tabs>
+        <w:spacing w:after="120" w:before="120" w:line="167.99999999999997" w:lineRule="auto"/>
+        <w:rPr>
+          <w:b w:val="1"/>
+          <w:sz w:val="22"/>
+          <w:szCs w:val="22"/>
+        </w:rPr>
+      </w:pPr>
+      <w:r>
+        <w:rPr>
+          <w:b w:val="1"/>
+          <w:sz w:val="22"/>
+          <w:szCs w:val="22"/>
+          <w:rtl w:val="0"/>
+        </w:rPr>
+        <w:t xml:space="preserve">Full-Stack Portfolio Website ( React, JavaScript, HTML/CSS, Node.js, MongoDB, WebGL, Netlify, Blender)</w:t>
+      </w:r>
+    </w:p>
+    <w:p>
+      <w:pPr>
+        <w:numPr>
+          <w:ilvl w:val="0"/>
+          <w:numId w:val="7"/>
+        </w:numPr>
+        <w:tabs>
+          <w:tab w:val="left" w:leader="none" w:pos="450"/>
+        </w:tabs>
+        <w:spacing w:after="120" w:before="120" w:line="167.99999999999997" w:lineRule="auto"/>
+        <w:ind w:left="720" w:hanging="360"/>
+        <w:rPr>
+          <w:sz w:val="20"/>
+          <w:szCs w:val="20"/>
+        </w:rPr>
+      </w:pPr>
+      <w:r>
+        <w:rPr>
+          <w:sz w:val="20"/>
+          <w:szCs w:val="20"/>
+          <w:rtl w:val="0"/>
+        </w:rPr>
+        <w:t xml:space="preserve">Built a dynamic web app to visualize datasets via interactive charts (bar, pie, scatter) and coordinated views</w:t>
+      </w:r>
+    </w:p>
+    <w:p>
+      <w:pPr>
+        <w:numPr>
+          <w:ilvl w:val="0"/>
+          <w:numId w:val="7"/>
+        </w:numPr>
+        <w:tabs>
+          <w:tab w:val="left" w:leader="none" w:pos="450"/>
+        </w:tabs>
+        <w:spacing w:after="120" w:before="120" w:line="167.99999999999997" w:lineRule="auto"/>
+        <w:ind w:left="720" w:hanging="360"/>
+        <w:rPr>
+          <w:sz w:val="20"/>
+          <w:szCs w:val="20"/>
+        </w:rPr>
+      </w:pPr>
+      <w:r>
+        <w:rPr>
+          <w:sz w:val="20"/>
+          <w:szCs w:val="20"/>
+          <w:rtl w:val="0"/>
+        </w:rPr>
+        <w:t xml:space="preserve">Integrated file import/export, axis configuration, and responsive UI for polished user experience</w:t>
+      </w:r>
+    </w:p>
+    <w:p>
+      <w:pPr>
+        <w:numPr>
+          <w:ilvl w:val="0"/>
+          <w:numId w:val="7"/>
         </w:numPr>
         <w:tabs>
           <w:tab w:val="left" w:leader="none" w:pos="450"/>
@@ -1122,119 +724,72 @@
     </w:p>
     <w:p>
       <w:pPr>
-        <w:spacing w:after="120" w:before="120" w:line="167.99999999999997" w:lineRule="auto"/>
-        <w:rPr>
-          <w:b w:val="1"/>
-          <w:sz w:val="22"/>
-          <w:szCs w:val="22"/>
-        </w:rPr>
-      </w:pPr>
-      <w:r>
-        <w:rPr>
-          <w:b w:val="1"/>
-          <w:sz w:val="22"/>
-          <w:szCs w:val="22"/>
-          <w:rtl w:val="0"/>
-        </w:rPr>
-        <w:t xml:space="preserve">Autonomous Car - VT CRO ( C++, Python, ROS, RVIZ, Linux, XML, Git )</w:t>
+        <w:tabs>
+          <w:tab w:val="left" w:leader="none" w:pos="450"/>
+        </w:tabs>
+        <w:spacing w:after="120" w:before="120" w:line="167.99999999999997" w:lineRule="auto"/>
+        <w:rPr>
+          <w:rFonts w:ascii="Arial" w:cs="Arial" w:eastAsia="Arial" w:hAnsi="Arial"/>
+          <w:sz w:val="2"/>
+          <w:szCs w:val="2"/>
+        </w:rPr>
+      </w:pPr>
+      <w:r>
+        <w:rPr>
+          <w:rtl w:val="0"/>
+        </w:rPr>
+      </w:r>
+    </w:p>
+    <w:p>
+      <w:pPr>
+        <w:spacing w:after="120" w:before="120" w:line="167.99999999999997" w:lineRule="auto"/>
+        <w:rPr>
+          <w:b w:val="1"/>
+          <w:sz w:val="22"/>
+          <w:szCs w:val="22"/>
+        </w:rPr>
+      </w:pPr>
+      <w:r>
+        <w:rPr>
+          <w:b w:val="1"/>
+          <w:sz w:val="22"/>
+          <w:szCs w:val="22"/>
+          <w:rtl w:val="0"/>
+        </w:rPr>
+        <w:t xml:space="preserve">Multithreaded Fork/Join Threadpool, Concurrency, Work-Stealing, Task Queues ( C )</w:t>
       </w:r>
     </w:p>
     <w:p>
       <w:pPr>
         <w:numPr>
           <w:ilvl w:val="0"/>
-          <w:numId w:val="1"/>
+          <w:numId w:val="3"/>
         </w:numPr>
         <w:spacing w:after="120" w:before="120" w:line="167.99999999999997" w:lineRule="auto"/>
         <w:ind w:left="720" w:hanging="360"/>
         <w:rPr>
-          <w:rFonts w:ascii="Arial" w:cs="Arial" w:eastAsia="Arial" w:hAnsi="Arial"/>
-          <w:sz w:val="20"/>
-          <w:szCs w:val="20"/>
-        </w:rPr>
-      </w:pPr>
-      <w:r>
-        <w:rPr>
-          <w:sz w:val="20"/>
-          <w:szCs w:val="20"/>
-          <w:rtl w:val="0"/>
-        </w:rPr>
-        <w:t xml:space="preserve">Developed autonomous navigation with SLAM using ROS2 and Gazebo</w:t>
+          <w:sz w:val="20"/>
+          <w:szCs w:val="20"/>
+        </w:rPr>
+      </w:pPr>
+      <w:r>
+        <w:rPr>
+          <w:sz w:val="20"/>
+          <w:szCs w:val="20"/>
+          <w:rtl w:val="0"/>
+        </w:rPr>
+        <w:t xml:space="preserve">Designed a high-performance threadpool supporting dynamic task distribution and parallel execution</w:t>
       </w:r>
     </w:p>
     <w:p>
       <w:pPr>
         <w:numPr>
           <w:ilvl w:val="0"/>
-          <w:numId w:val="1"/>
+          <w:numId w:val="3"/>
         </w:numPr>
         <w:spacing w:after="120" w:before="120" w:line="167.99999999999997" w:lineRule="auto"/>
         <w:ind w:left="720" w:hanging="360"/>
         <w:rPr>
-          <w:rFonts w:ascii="Arial" w:cs="Arial" w:eastAsia="Arial" w:hAnsi="Arial"/>
-          <w:sz w:val="20"/>
-          <w:szCs w:val="20"/>
-        </w:rPr>
-      </w:pPr>
-      <w:r>
-        <w:rPr>
-          <w:sz w:val="20"/>
-          <w:szCs w:val="20"/>
-          <w:rtl w:val="0"/>
-        </w:rPr>
-        <w:t xml:space="preserve">Integrated hardware sensors (LiDAR, camera, Arduino) to build a fully autonomous robotics platform</w:t>
-      </w:r>
-    </w:p>
-    <w:p>
-      <w:pPr>
-        <w:spacing w:after="120" w:before="120" w:line="167.99999999999997" w:lineRule="auto"/>
-        <w:rPr>
-          <w:b w:val="1"/>
-          <w:sz w:val="22"/>
-          <w:szCs w:val="22"/>
-        </w:rPr>
-      </w:pPr>
-      <w:r>
-        <w:rPr>
-          <w:b w:val="1"/>
-          <w:sz w:val="22"/>
-          <w:szCs w:val="22"/>
-          <w:rtl w:val="0"/>
-        </w:rPr>
-        <w:t xml:space="preserve">Multithreaded Fork/Join Threadpool, Concurrency, Work-Stealing, Task Queues ( C )</w:t>
-      </w:r>
-    </w:p>
-    <w:p>
-      <w:pPr>
-        <w:numPr>
-          <w:ilvl w:val="0"/>
-          <w:numId w:val="2"/>
-        </w:numPr>
-        <w:spacing w:after="120" w:before="120" w:line="167.99999999999997" w:lineRule="auto"/>
-        <w:ind w:left="720" w:hanging="360"/>
-        <w:rPr>
-          <w:sz w:val="20"/>
-          <w:szCs w:val="20"/>
-        </w:rPr>
-      </w:pPr>
-      <w:r>
-        <w:rPr>
-          <w:sz w:val="20"/>
-          <w:szCs w:val="20"/>
-          <w:rtl w:val="0"/>
-        </w:rPr>
-        <w:t xml:space="preserve">Designed a high-performance threadpool supporting dynamic task distribution and parallel execution</w:t>
-      </w:r>
-    </w:p>
-    <w:p>
-      <w:pPr>
-        <w:numPr>
-          <w:ilvl w:val="0"/>
-          <w:numId w:val="2"/>
-        </w:numPr>
-        <w:spacing w:after="120" w:before="120" w:line="167.99999999999997" w:lineRule="auto"/>
-        <w:ind w:left="720" w:hanging="360"/>
-        <w:rPr>
           <w:sz w:val="20"/>
           <w:szCs w:val="20"/>
         </w:rPr>
@@ -1247,14 +802,22 @@
         </w:rPr>
         <w:t xml:space="preserve">Implemented thread-safe queues and synchronization using condition variables and mutexes</w:t>
       </w:r>
-    </w:p>
-    <w:p>
-      <w:pPr>
-        <w:spacing w:after="120" w:before="120" w:line="167.99999999999997" w:lineRule="auto"/>
-        <w:ind w:left="720" w:firstLine="0"/>
-        <w:rPr>
-          <w:sz w:val="20"/>
-          <w:szCs w:val="20"/>
+      <w:r>
+        <w:rPr>
+          <w:rtl w:val="0"/>
+        </w:rPr>
+      </w:r>
+    </w:p>
+    <w:p>
+      <w:pPr>
+        <w:tabs>
+          <w:tab w:val="right" w:leader="none" w:pos="10170"/>
+        </w:tabs>
+        <w:spacing w:after="120" w:before="120" w:line="167.99999999999997" w:lineRule="auto"/>
+        <w:ind w:left="0" w:firstLine="0"/>
+        <w:rPr>
+          <w:sz w:val="2"/>
+          <w:szCs w:val="2"/>
         </w:rPr>
       </w:pPr>
       <w:r>
@@ -1267,24 +830,23 @@
       <w:pPr>
         <w:pStyle w:val="Heading1"/>
         <w:spacing w:after="120" w:before="120" w:line="167.99999999999997" w:lineRule="auto"/>
-        <w:ind w:left="0"/>
-        <w:rPr>
-          <w:b w:val="1"/>
-          <w:color w:val="000000"/>
+        <w:ind w:left="0" w:firstLine="0"/>
+        <w:rPr>
+          <w:b w:val="0"/>
           <w:sz w:val="22"/>
           <w:szCs w:val="22"/>
           <w:u w:val="single"/>
         </w:rPr>
       </w:pPr>
-      <w:bookmarkStart w:colFirst="0" w:colLast="0" w:name="_s26xen8qouw" w:id="10"/>
-      <w:bookmarkEnd w:id="10"/>
-      <w:r>
-        <w:rPr>
-          <w:sz w:val="22"/>
-          <w:szCs w:val="22"/>
-          <w:rtl w:val="0"/>
-        </w:rPr>
-        <w:t xml:space="preserve">SKILLS</w:t>
+      <w:bookmarkStart w:colFirst="0" w:colLast="0" w:name="_ahj6qqu331vz" w:id="5"/>
+      <w:bookmarkEnd w:id="5"/>
+      <w:r>
+        <w:rPr>
+          <w:sz w:val="22"/>
+          <w:szCs w:val="22"/>
+          <w:rtl w:val="0"/>
+        </w:rPr>
+        <w:t xml:space="preserve">LEADERSHIP</w:t>
       </w:r>
       <w:r>
         <w:pict>
@@ -1295,6 +857,49 @@
         <w:rPr>
           <w:rtl w:val="0"/>
         </w:rPr>
+      </w:r>
+    </w:p>
+    <w:p>
+      <w:pPr>
+        <w:tabs>
+          <w:tab w:val="left" w:leader="none" w:pos="450"/>
+        </w:tabs>
+        <w:spacing w:after="120" w:before="120" w:line="167.99999999999997" w:lineRule="auto"/>
+        <w:rPr>
+          <w:b w:val="1"/>
+          <w:i w:val="1"/>
+          <w:sz w:val="22"/>
+          <w:szCs w:val="22"/>
+        </w:rPr>
+      </w:pPr>
+      <w:bookmarkStart w:colFirst="0" w:colLast="0" w:name="_dr90uxextadm" w:id="6"/>
+      <w:bookmarkEnd w:id="6"/>
+      <w:r>
+        <w:rPr>
+          <w:b w:val="1"/>
+          <w:sz w:val="22"/>
+          <w:szCs w:val="22"/>
+          <w:rtl w:val="0"/>
+        </w:rPr>
+        <w:t xml:space="preserve">Co-Founder &amp; CTO | CroQuest LLC | Virginia | Blacksburg, VA</w:t>
+      </w:r>
+      <w:r>
+        <w:rPr>
+          <w:sz w:val="22"/>
+          <w:szCs w:val="22"/>
+          <w:rtl w:val="0"/>
+        </w:rPr>
+        <w:t xml:space="preserve">                                                    </w:t>
+      </w:r>
+      <w:r>
+        <w:rPr>
+          <w:b w:val="1"/>
+          <w:i w:val="1"/>
+          <w:sz w:val="22"/>
+          <w:szCs w:val="22"/>
+          <w:rtl w:val="0"/>
+        </w:rPr>
+        <w:t xml:space="preserve">June 2025 - Present</w:t>
       </w:r>
     </w:p>
     <w:p>
@@ -1309,26 +914,17 @@
         <w:spacing w:after="120" w:before="120" w:line="167.99999999999997" w:lineRule="auto"/>
         <w:ind w:left="720" w:hanging="360"/>
         <w:rPr>
-          <w:sz w:val="22"/>
-          <w:szCs w:val="22"/>
-        </w:rPr>
-      </w:pPr>
-      <w:r>
-        <w:rPr>
-          <w:b w:val="1"/>
-          <w:sz w:val="20"/>
-          <w:szCs w:val="20"/>
-          <w:rtl w:val="0"/>
-        </w:rPr>
-        <w:t xml:space="preserve">Languages </w:t>
-      </w:r>
-      <w:r>
-        <w:rPr>
-          <w:sz w:val="20"/>
-          <w:szCs w:val="20"/>
-          <w:rtl w:val="0"/>
-        </w:rPr>
-        <w:t xml:space="preserve">C, C++, Python, Java, JavaScript, HTML, CSS</w:t>
+          <w:sz w:val="20"/>
+          <w:szCs w:val="20"/>
+        </w:rPr>
+      </w:pPr>
+      <w:r>
+        <w:rPr>
+          <w:sz w:val="20"/>
+          <w:szCs w:val="20"/>
+          <w:rtl w:val="0"/>
+        </w:rPr>
+        <w:t xml:space="preserve">Co-founded an educational technology company delivering hand-on STEM learning programs.</w:t>
       </w:r>
     </w:p>
     <w:p>
@@ -1343,26 +939,18 @@
         <w:spacing w:after="120" w:before="120" w:line="167.99999999999997" w:lineRule="auto"/>
         <w:ind w:left="720" w:hanging="360"/>
         <w:rPr>
-          <w:sz w:val="22"/>
-          <w:szCs w:val="22"/>
-        </w:rPr>
-      </w:pPr>
-      <w:r>
-        <w:rPr>
-          <w:b w:val="1"/>
-          <w:sz w:val="20"/>
-          <w:szCs w:val="20"/>
-          <w:rtl w:val="0"/>
-        </w:rPr>
-        <w:t xml:space="preserve">Web &amp; Full-Stack Development </w:t>
-      </w:r>
-      <w:r>
-        <w:rPr>
-          <w:sz w:val="20"/>
-          <w:szCs w:val="20"/>
-          <w:rtl w:val="0"/>
-        </w:rPr>
-        <w:t xml:space="preserve">React.js, Zustand, Node.js, Express, MongoDB, REST APIs</w:t>
+          <w:sz w:val="20"/>
+          <w:szCs w:val="20"/>
+          <w:u w:val="none"/>
+        </w:rPr>
+      </w:pPr>
+      <w:r>
+        <w:rPr>
+          <w:sz w:val="20"/>
+          <w:szCs w:val="20"/>
+          <w:rtl w:val="0"/>
+        </w:rPr>
+        <w:t xml:space="preserve">Taught 100+ students electronics, embedded programming, and console assembly through workshops and camps.</w:t>
       </w:r>
     </w:p>
     <w:p>
@@ -1377,65 +965,505 @@
         <w:spacing w:after="120" w:before="120" w:line="167.99999999999997" w:lineRule="auto"/>
         <w:ind w:left="720" w:hanging="360"/>
         <w:rPr>
-          <w:sz w:val="22"/>
-          <w:szCs w:val="22"/>
-        </w:rPr>
-      </w:pPr>
-      <w:r>
-        <w:rPr>
-          <w:b w:val="1"/>
-          <w:sz w:val="20"/>
-          <w:szCs w:val="20"/>
-          <w:rtl w:val="0"/>
-        </w:rPr>
-        <w:t xml:space="preserve">Embedded &amp; Robotics </w:t>
-      </w:r>
-      <w:r>
-        <w:rPr>
-          <w:sz w:val="20"/>
-          <w:szCs w:val="20"/>
-          <w:rtl w:val="0"/>
-        </w:rPr>
-        <w:t xml:space="preserve">ESP32, Arduino, PlatformIO, Bluetooth (BLE), ROS2, URDF, RViz, Gazebo, LiDAR, RealSense</w:t>
+          <w:sz w:val="20"/>
+          <w:szCs w:val="20"/>
+          <w:u w:val="none"/>
+        </w:rPr>
+      </w:pPr>
+      <w:r>
+        <w:rPr>
+          <w:sz w:val="20"/>
+          <w:szCs w:val="20"/>
+          <w:rtl w:val="0"/>
+        </w:rPr>
+        <w:t xml:space="preserve">Guided long-term technical roadmap, product scalability, and partnerships with local schools.</w:t>
+      </w:r>
+    </w:p>
+    <w:p>
+      <w:pPr>
+        <w:tabs>
+          <w:tab w:val="left" w:leader="none" w:pos="450"/>
+        </w:tabs>
+        <w:spacing w:after="120" w:before="120" w:line="167.99999999999997" w:lineRule="auto"/>
+        <w:ind w:left="0" w:firstLine="0"/>
+        <w:rPr>
+          <w:sz w:val="2"/>
+          <w:szCs w:val="2"/>
+        </w:rPr>
+      </w:pPr>
+      <w:r>
+        <w:rPr>
+          <w:sz w:val="2"/>
+          <w:szCs w:val="2"/>
+          <w:rtl w:val="0"/>
+        </w:rPr>
+        <w:t xml:space="preserve">  </w:t>
+      </w:r>
+    </w:p>
+    <w:p>
+      <w:pPr>
+        <w:tabs>
+          <w:tab w:val="right" w:leader="none" w:pos="10170"/>
+        </w:tabs>
+        <w:spacing w:after="120" w:before="120" w:line="167.99999999999997" w:lineRule="auto"/>
+        <w:rPr>
+          <w:i w:val="1"/>
+          <w:sz w:val="2"/>
+          <w:szCs w:val="2"/>
+        </w:rPr>
+      </w:pPr>
+      <w:r>
+        <w:rPr>
+          <w:b w:val="1"/>
+          <w:sz w:val="22"/>
+          <w:szCs w:val="22"/>
+          <w:rtl w:val="0"/>
+        </w:rPr>
+        <w:t xml:space="preserve">Student Assistant Manager | Virginia Tech | Blacksburg, VA</w:t>
+      </w:r>
+      <w:r>
+        <w:rPr>
+          <w:sz w:val="22"/>
+          <w:szCs w:val="22"/>
+          <w:rtl w:val="0"/>
+        </w:rPr>
+        <w:t xml:space="preserve">                                                  </w:t>
+      </w:r>
+      <w:r>
+        <w:rPr>
+          <w:b w:val="1"/>
+          <w:sz w:val="22"/>
+          <w:szCs w:val="22"/>
+          <w:rtl w:val="0"/>
+        </w:rPr>
+        <w:t xml:space="preserve">     </w:t>
+      </w:r>
+      <w:r>
+        <w:rPr>
+          <w:b w:val="1"/>
+          <w:i w:val="1"/>
+          <w:sz w:val="22"/>
+          <w:szCs w:val="22"/>
+          <w:rtl w:val="0"/>
+        </w:rPr>
+        <w:t xml:space="preserve">January 2024 - Present </w:t>
+      </w:r>
+      <w:r>
+        <w:rPr>
+          <w:rtl w:val="0"/>
+        </w:rPr>
       </w:r>
     </w:p>
     <w:p>
       <w:pPr>
         <w:numPr>
           <w:ilvl w:val="0"/>
-          <w:numId w:val="5"/>
+          <w:numId w:val="6"/>
         </w:numPr>
         <w:tabs>
+          <w:tab w:val="right" w:leader="none" w:pos="10170"/>
+        </w:tabs>
+        <w:spacing w:after="120" w:before="120" w:line="167.99999999999997" w:lineRule="auto"/>
+        <w:ind w:left="720" w:hanging="360"/>
+        <w:rPr>
+          <w:sz w:val="20"/>
+          <w:szCs w:val="20"/>
+        </w:rPr>
+      </w:pPr>
+      <w:r>
+        <w:rPr>
+          <w:sz w:val="20"/>
+          <w:szCs w:val="20"/>
+          <w:rtl w:val="0"/>
+        </w:rPr>
+        <w:t xml:space="preserve">Supervise 10+ student staff, ensuring compliance with safety and service standards</w:t>
+      </w:r>
+    </w:p>
+    <w:p>
+      <w:pPr>
+        <w:numPr>
+          <w:ilvl w:val="0"/>
+          <w:numId w:val="6"/>
+        </w:numPr>
+        <w:tabs>
+          <w:tab w:val="right" w:leader="none" w:pos="10170"/>
+        </w:tabs>
+        <w:spacing w:after="120" w:before="120" w:line="167.99999999999997" w:lineRule="auto"/>
+        <w:ind w:left="720" w:hanging="360"/>
+        <w:rPr>
+          <w:sz w:val="20"/>
+          <w:szCs w:val="20"/>
+        </w:rPr>
+      </w:pPr>
+      <w:r>
+        <w:rPr>
+          <w:sz w:val="20"/>
+          <w:szCs w:val="20"/>
+          <w:rtl w:val="0"/>
+        </w:rPr>
+        <w:t xml:space="preserve">Provide bilingual (English/Spanish) support to staff and customers in high-paced service environments</w:t>
+      </w:r>
+    </w:p>
+    <w:p>
+      <w:pPr>
+        <w:tabs>
+          <w:tab w:val="right" w:leader="none" w:pos="10170"/>
+        </w:tabs>
+        <w:spacing w:after="120" w:before="120" w:line="167.99999999999997" w:lineRule="auto"/>
+        <w:ind w:left="720" w:firstLine="0"/>
+        <w:rPr>
+          <w:sz w:val="2"/>
+          <w:szCs w:val="2"/>
+        </w:rPr>
+      </w:pPr>
+      <w:r>
+        <w:rPr>
+          <w:rtl w:val="0"/>
+        </w:rPr>
+      </w:r>
+    </w:p>
+    <w:p>
+      <w:pPr>
+        <w:tabs>
           <w:tab w:val="left" w:leader="none" w:pos="450"/>
         </w:tabs>
         <w:spacing w:after="120" w:before="120" w:line="167.99999999999997" w:lineRule="auto"/>
-        <w:ind w:left="720" w:hanging="360"/>
-        <w:rPr>
-          <w:sz w:val="22"/>
-          <w:szCs w:val="22"/>
-        </w:rPr>
-      </w:pPr>
-      <w:r>
-        <w:rPr>
-          <w:b w:val="1"/>
-          <w:sz w:val="20"/>
-          <w:szCs w:val="20"/>
-          <w:rtl w:val="0"/>
-        </w:rPr>
-        <w:t xml:space="preserve">Tools &amp; Platforms </w:t>
-      </w:r>
-      <w:r>
-        <w:rPr>
-          <w:sz w:val="20"/>
-          <w:szCs w:val="20"/>
-          <w:rtl w:val="0"/>
-        </w:rPr>
-        <w:t xml:space="preserve">Git, Linux, VSCode, Netlify, Blender, SD Card Interfaces, WebGL</w:t>
-      </w:r>
-      <w:r>
-        <w:rPr>
-          <w:rtl w:val="0"/>
-        </w:rPr>
+        <w:rPr>
+          <w:b w:val="1"/>
+          <w:sz w:val="2"/>
+          <w:szCs w:val="2"/>
+        </w:rPr>
+      </w:pPr>
+      <w:r>
+        <w:rPr>
+          <w:b w:val="1"/>
+          <w:sz w:val="22"/>
+          <w:szCs w:val="22"/>
+          <w:rtl w:val="0"/>
+        </w:rPr>
+        <w:t xml:space="preserve">Peer Mentor, Ceed | Virginia Tech  | Blacksburg, VA  </w:t>
+        <w:tab/>
+      </w:r>
+      <w:r>
+        <w:rPr>
+          <w:sz w:val="22"/>
+          <w:szCs w:val="22"/>
+          <w:rtl w:val="0"/>
+        </w:rPr>
+        <w:tab/>
+        <w:t xml:space="preserve"> </w:t>
+        <w:tab/>
+        <w:tab/>
+      </w:r>
+      <w:r>
+        <w:rPr>
+          <w:i w:val="1"/>
+          <w:sz w:val="22"/>
+          <w:szCs w:val="22"/>
+          <w:rtl w:val="0"/>
+        </w:rPr>
+        <w:t xml:space="preserve">         </w:t>
+      </w:r>
+      <w:r>
+        <w:rPr>
+          <w:b w:val="1"/>
+          <w:i w:val="1"/>
+          <w:sz w:val="22"/>
+          <w:szCs w:val="22"/>
+          <w:rtl w:val="0"/>
+        </w:rPr>
+        <w:t xml:space="preserve">September 2024 - December 2024</w:t>
+      </w:r>
+      <w:r>
+        <w:rPr>
+          <w:rtl w:val="0"/>
+        </w:rPr>
+      </w:r>
+    </w:p>
+    <w:p>
+      <w:pPr>
+        <w:numPr>
+          <w:ilvl w:val="0"/>
+          <w:numId w:val="6"/>
+        </w:numPr>
+        <w:tabs>
+          <w:tab w:val="left" w:leader="none" w:pos="450"/>
+        </w:tabs>
+        <w:spacing w:after="120" w:before="120" w:line="167.99999999999997" w:lineRule="auto"/>
+        <w:ind w:left="720" w:hanging="360"/>
+        <w:rPr>
+          <w:sz w:val="20"/>
+          <w:szCs w:val="20"/>
+        </w:rPr>
+      </w:pPr>
+      <w:r>
+        <w:rPr>
+          <w:sz w:val="20"/>
+          <w:szCs w:val="20"/>
+          <w:rtl w:val="0"/>
+        </w:rPr>
+        <w:t xml:space="preserve">Supported first-year engineering students through workshops, academic mentoring, and study group facilitation</w:t>
+      </w:r>
+      <w:r>
+        <w:rPr>
+          <w:rtl w:val="0"/>
+        </w:rPr>
+      </w:r>
+    </w:p>
+    <w:p>
+      <w:pPr>
+        <w:tabs>
+          <w:tab w:val="left" w:leader="none" w:pos="450"/>
+        </w:tabs>
+        <w:spacing w:after="120" w:before="120" w:line="167.99999999999997" w:lineRule="auto"/>
+        <w:ind w:left="720" w:firstLine="0"/>
+        <w:rPr>
+          <w:i w:val="1"/>
+          <w:sz w:val="2"/>
+          <w:szCs w:val="2"/>
+        </w:rPr>
+      </w:pPr>
+      <w:r>
+        <w:rPr>
+          <w:rtl w:val="0"/>
+        </w:rPr>
+      </w:r>
+    </w:p>
+    <w:p>
+      <w:pPr>
+        <w:pStyle w:val="Heading1"/>
+        <w:spacing w:after="120" w:before="120" w:line="167.99999999999997" w:lineRule="auto"/>
+        <w:ind w:left="0" w:firstLine="0"/>
+        <w:rPr>
+          <w:b w:val="1"/>
+          <w:color w:val="000000"/>
+          <w:sz w:val="22"/>
+          <w:szCs w:val="22"/>
+          <w:u w:val="single"/>
+        </w:rPr>
+      </w:pPr>
+      <w:bookmarkStart w:colFirst="0" w:colLast="0" w:name="_56afvpqqk3gz" w:id="7"/>
+      <w:bookmarkEnd w:id="7"/>
+      <w:r>
+        <w:rPr>
+          <w:sz w:val="22"/>
+          <w:szCs w:val="22"/>
+          <w:rtl w:val="0"/>
+        </w:rPr>
+        <w:t xml:space="preserve">SKILLS</w:t>
+      </w:r>
+      <w:r>
+        <w:pict>
+          <v:rect style="width:0.0pt;height:1.5pt" o:hr="t" o:hrstd="t" o:hralign="center" fillcolor="#A0A0A0" stroked="f"/>
+        </w:pict>
+      </w:r>
+      <w:r>
+        <w:rPr>
+          <w:rtl w:val="0"/>
+        </w:rPr>
+      </w:r>
+    </w:p>
+    <w:p>
+      <w:pPr>
+        <w:numPr>
+          <w:ilvl w:val="0"/>
+          <w:numId w:val="6"/>
+        </w:numPr>
+        <w:tabs>
+          <w:tab w:val="left" w:leader="none" w:pos="450"/>
+        </w:tabs>
+        <w:spacing w:after="120" w:before="120" w:line="167.99999999999997" w:lineRule="auto"/>
+        <w:ind w:left="720" w:hanging="360"/>
+        <w:rPr>
+          <w:sz w:val="22"/>
+          <w:szCs w:val="22"/>
+        </w:rPr>
+      </w:pPr>
+      <w:r>
+        <w:rPr>
+          <w:b w:val="1"/>
+          <w:sz w:val="20"/>
+          <w:szCs w:val="20"/>
+          <w:rtl w:val="0"/>
+        </w:rPr>
+        <w:t xml:space="preserve">Languages </w:t>
+      </w:r>
+      <w:r>
+        <w:rPr>
+          <w:sz w:val="20"/>
+          <w:szCs w:val="20"/>
+          <w:rtl w:val="0"/>
+        </w:rPr>
+        <w:t xml:space="preserve">C, C++, Python, Java, JavaScript, HTML/CSS, Haskell, Lua</w:t>
+      </w:r>
+      <w:r>
+        <w:rPr>
+          <w:rtl w:val="0"/>
+        </w:rPr>
+      </w:r>
+    </w:p>
+    <w:p>
+      <w:pPr>
+        <w:numPr>
+          <w:ilvl w:val="0"/>
+          <w:numId w:val="6"/>
+        </w:numPr>
+        <w:tabs>
+          <w:tab w:val="left" w:leader="none" w:pos="450"/>
+        </w:tabs>
+        <w:spacing w:after="120" w:before="120" w:line="167.99999999999997" w:lineRule="auto"/>
+        <w:ind w:left="720" w:hanging="360"/>
+        <w:rPr>
+          <w:sz w:val="22"/>
+          <w:szCs w:val="22"/>
+        </w:rPr>
+      </w:pPr>
+      <w:r>
+        <w:rPr>
+          <w:b w:val="1"/>
+          <w:sz w:val="20"/>
+          <w:szCs w:val="20"/>
+          <w:rtl w:val="0"/>
+        </w:rPr>
+        <w:t xml:space="preserve">Web &amp; Full-Stack Development </w:t>
+      </w:r>
+      <w:r>
+        <w:rPr>
+          <w:sz w:val="20"/>
+          <w:szCs w:val="20"/>
+          <w:rtl w:val="0"/>
+        </w:rPr>
+        <w:t xml:space="preserve">React.js, Zustand, Node.js, Express, MongoDB, REST APIs</w:t>
+      </w:r>
+      <w:r>
+        <w:rPr>
+          <w:rtl w:val="0"/>
+        </w:rPr>
+      </w:r>
+    </w:p>
+    <w:p>
+      <w:pPr>
+        <w:numPr>
+          <w:ilvl w:val="0"/>
+          <w:numId w:val="6"/>
+        </w:numPr>
+        <w:tabs>
+          <w:tab w:val="left" w:leader="none" w:pos="450"/>
+        </w:tabs>
+        <w:spacing w:after="120" w:before="120" w:line="167.99999999999997" w:lineRule="auto"/>
+        <w:ind w:left="720" w:hanging="360"/>
+        <w:rPr>
+          <w:sz w:val="22"/>
+          <w:szCs w:val="22"/>
+        </w:rPr>
+      </w:pPr>
+      <w:r>
+        <w:rPr>
+          <w:b w:val="1"/>
+          <w:sz w:val="20"/>
+          <w:szCs w:val="20"/>
+          <w:rtl w:val="0"/>
+        </w:rPr>
+        <w:t xml:space="preserve">Embedded &amp; Robotics </w:t>
+      </w:r>
+      <w:r>
+        <w:rPr>
+          <w:sz w:val="20"/>
+          <w:szCs w:val="20"/>
+          <w:rtl w:val="0"/>
+        </w:rPr>
+        <w:t xml:space="preserve">ESP32, Arduino, PlatformIO, Bluetooth (BLE), ROS2, URDF, RViz, Gazebo, LiDAR, RealSense</w:t>
+      </w:r>
+      <w:r>
+        <w:rPr>
+          <w:rtl w:val="0"/>
+        </w:rPr>
+      </w:r>
+    </w:p>
+    <w:p>
+      <w:pPr>
+        <w:numPr>
+          <w:ilvl w:val="0"/>
+          <w:numId w:val="6"/>
+        </w:numPr>
+        <w:tabs>
+          <w:tab w:val="left" w:leader="none" w:pos="450"/>
+        </w:tabs>
+        <w:spacing w:after="120" w:before="120" w:line="167.99999999999997" w:lineRule="auto"/>
+        <w:ind w:left="720" w:hanging="360"/>
+        <w:rPr>
+          <w:sz w:val="22"/>
+          <w:szCs w:val="22"/>
+        </w:rPr>
+      </w:pPr>
+      <w:r>
+        <w:rPr>
+          <w:b w:val="1"/>
+          <w:sz w:val="20"/>
+          <w:szCs w:val="20"/>
+          <w:rtl w:val="0"/>
+        </w:rPr>
+        <w:t xml:space="preserve">Tools &amp; Systems </w:t>
+      </w:r>
+      <w:r>
+        <w:rPr>
+          <w:sz w:val="20"/>
+          <w:szCs w:val="20"/>
+          <w:rtl w:val="0"/>
+        </w:rPr>
+        <w:t xml:space="preserve">Git, Linux, VSCode, Netlify, Blender, SD Card Interfaces, WebGL, Blender, SD card interfaces</w:t>
+      </w:r>
+    </w:p>
+    <w:p>
+      <w:pPr>
+        <w:numPr>
+          <w:ilvl w:val="0"/>
+          <w:numId w:val="6"/>
+        </w:numPr>
+        <w:tabs>
+          <w:tab w:val="left" w:leader="none" w:pos="450"/>
+        </w:tabs>
+        <w:spacing w:after="120" w:before="120" w:line="167.99999999999997" w:lineRule="auto"/>
+        <w:ind w:left="720" w:hanging="360"/>
+        <w:rPr>
+          <w:b w:val="1"/>
+          <w:sz w:val="20"/>
+          <w:szCs w:val="20"/>
+        </w:rPr>
+      </w:pPr>
+      <w:r>
+        <w:rPr>
+          <w:b w:val="1"/>
+          <w:sz w:val="20"/>
+          <w:szCs w:val="20"/>
+          <w:rtl w:val="0"/>
+        </w:rPr>
+        <w:t xml:space="preserve">Other: </w:t>
+      </w:r>
+      <w:r>
+        <w:rPr>
+          <w:sz w:val="20"/>
+          <w:szCs w:val="20"/>
+          <w:rtl w:val="0"/>
+        </w:rPr>
+        <w:t xml:space="preserve">Bilingual</w:t>
+      </w:r>
+      <w:r>
+        <w:rPr>
+          <w:b w:val="1"/>
+          <w:sz w:val="20"/>
+          <w:szCs w:val="20"/>
+          <w:rtl w:val="0"/>
+        </w:rPr>
+        <w:t xml:space="preserve"> </w:t>
+      </w:r>
+      <w:r>
+        <w:rPr>
+          <w:sz w:val="20"/>
+          <w:szCs w:val="20"/>
+          <w:rtl w:val="0"/>
+        </w:rPr>
+        <w:t xml:space="preserve">(English/Spanish)</w:t>
       </w:r>
     </w:p>
     <w:sectPr>
@@ -1899,31 +1927,31 @@
         <w:ind w:left="720" w:hanging="360"/>
       </w:pPr>
       <w:rPr>
-        <w:rFonts w:ascii="Noto Sans Symbols" w:cs="Noto Sans Symbols" w:eastAsia="Noto Sans Symbols" w:hAnsi="Noto Sans Symbols"/>
+        <w:u w:val="none"/>
       </w:rPr>
     </w:lvl>
     <w:lvl w:ilvl="1">
       <w:start w:val="1"/>
       <w:numFmt w:val="bullet"/>
-      <w:lvlText w:val="o"/>
+      <w:lvlText w:val="○"/>
       <w:lvlJc w:val="left"/>
       <w:pPr>
         <w:ind w:left="1440" w:hanging="360"/>
       </w:pPr>
       <w:rPr>
-        <w:rFonts w:ascii="Courier New" w:cs="Courier New" w:eastAsia="Courier New" w:hAnsi="Courier New"/>
+        <w:u w:val="none"/>
       </w:rPr>
     </w:lvl>
     <w:lvl w:ilvl="2">
       <w:start w:val="1"/>
       <w:numFmt w:val="bullet"/>
-      <w:lvlText w:val="▪"/>
+      <w:lvlText w:val="■"/>
       <w:lvlJc w:val="left"/>
       <w:pPr>
         <w:ind w:left="2160" w:hanging="360"/>
       </w:pPr>
       <w:rPr>
-        <w:rFonts w:ascii="Noto Sans Symbols" w:cs="Noto Sans Symbols" w:eastAsia="Noto Sans Symbols" w:hAnsi="Noto Sans Symbols"/>
+        <w:u w:val="none"/>
       </w:rPr>
     </w:lvl>
     <w:lvl w:ilvl="3">
@@ -1935,31 +1963,31 @@
         <w:ind w:left="2880" w:hanging="360"/>
       </w:pPr>
       <w:rPr>
-        <w:rFonts w:ascii="Noto Sans Symbols" w:cs="Noto Sans Symbols" w:eastAsia="Noto Sans Symbols" w:hAnsi="Noto Sans Symbols"/>
+        <w:u w:val="none"/>
       </w:rPr>
     </w:lvl>
     <w:lvl w:ilvl="4">
       <w:start w:val="1"/>
       <w:numFmt w:val="bullet"/>
-      <w:lvlText w:val="o"/>
+      <w:lvlText w:val="○"/>
       <w:lvlJc w:val="left"/>
       <w:pPr>
         <w:ind w:left="3600" w:hanging="360"/>
       </w:pPr>
       <w:rPr>
-        <w:rFonts w:ascii="Courier New" w:cs="Courier New" w:eastAsia="Courier New" w:hAnsi="Courier New"/>
+        <w:u w:val="none"/>
       </w:rPr>
     </w:lvl>
     <w:lvl w:ilvl="5">
       <w:start w:val="1"/>
       <w:numFmt w:val="bullet"/>
-      <w:lvlText w:val="▪"/>
+      <w:lvlText w:val="■"/>
       <w:lvlJc w:val="left"/>
       <w:pPr>
         <w:ind w:left="4320" w:hanging="360"/>
       </w:pPr>
       <w:rPr>
-        <w:rFonts w:ascii="Noto Sans Symbols" w:cs="Noto Sans Symbols" w:eastAsia="Noto Sans Symbols" w:hAnsi="Noto Sans Symbols"/>
+        <w:u w:val="none"/>
       </w:rPr>
     </w:lvl>
     <w:lvl w:ilvl="6">
@@ -1971,35 +1999,145 @@
         <w:ind w:left="5040" w:hanging="360"/>
       </w:pPr>
       <w:rPr>
-        <w:rFonts w:ascii="Noto Sans Symbols" w:cs="Noto Sans Symbols" w:eastAsia="Noto Sans Symbols" w:hAnsi="Noto Sans Symbols"/>
+        <w:u w:val="none"/>
       </w:rPr>
     </w:lvl>
     <w:lvl w:ilvl="7">
       <w:start w:val="1"/>
       <w:numFmt w:val="bullet"/>
-      <w:lvlText w:val="o"/>
+      <w:lvlText w:val="○"/>
       <w:lvlJc w:val="left"/>
       <w:pPr>
         <w:ind w:left="5760" w:hanging="360"/>
       </w:pPr>
       <w:rPr>
-        <w:rFonts w:ascii="Courier New" w:cs="Courier New" w:eastAsia="Courier New" w:hAnsi="Courier New"/>
+        <w:u w:val="none"/>
       </w:rPr>
     </w:lvl>
     <w:lvl w:ilvl="8">
       <w:start w:val="1"/>
       <w:numFmt w:val="bullet"/>
-      <w:lvlText w:val="▪"/>
+      <w:lvlText w:val="■"/>
       <w:lvlJc w:val="left"/>
       <w:pPr>
         <w:ind w:left="6480" w:hanging="360"/>
       </w:pPr>
       <w:rPr>
-        <w:rFonts w:ascii="Noto Sans Symbols" w:cs="Noto Sans Symbols" w:eastAsia="Noto Sans Symbols" w:hAnsi="Noto Sans Symbols"/>
+        <w:u w:val="none"/>
       </w:rPr>
     </w:lvl>
   </w:abstractNum>
   <w:abstractNum w:abstractNumId="6">
+    <w:lvl w:ilvl="0">
+      <w:start w:val="1"/>
+      <w:numFmt w:val="bullet"/>
+      <w:lvlText w:val="●"/>
+      <w:lvlJc w:val="left"/>
+      <w:pPr>
+        <w:ind w:left="720" w:hanging="360"/>
+      </w:pPr>
+      <w:rPr>
+        <w:rFonts w:ascii="Noto Sans Symbols" w:cs="Noto Sans Symbols" w:eastAsia="Noto Sans Symbols" w:hAnsi="Noto Sans Symbols"/>
+      </w:rPr>
+    </w:lvl>
+    <w:lvl w:ilvl="1">
+      <w:start w:val="1"/>
+      <w:numFmt w:val="bullet"/>
+      <w:lvlText w:val="o"/>
+      <w:lvlJc w:val="left"/>
+      <w:pPr>
+        <w:ind w:left="1440" w:hanging="360"/>
+      </w:pPr>
+      <w:rPr>
+        <w:rFonts w:ascii="Courier New" w:cs="Courier New" w:eastAsia="Courier New" w:hAnsi="Courier New"/>
+      </w:rPr>
+    </w:lvl>
+    <w:lvl w:ilvl="2">
+      <w:start w:val="1"/>
+      <w:numFmt w:val="bullet"/>
+      <w:lvlText w:val="▪"/>
+      <w:lvlJc w:val="left"/>
+      <w:pPr>
+        <w:ind w:left="2160" w:hanging="360"/>
+      </w:pPr>
+      <w:rPr>
+        <w:rFonts w:ascii="Noto Sans Symbols" w:cs="Noto Sans Symbols" w:eastAsia="Noto Sans Symbols" w:hAnsi="Noto Sans Symbols"/>
+      </w:rPr>
+    </w:lvl>
+    <w:lvl w:ilvl="3">
+      <w:start w:val="1"/>
+      <w:numFmt w:val="bullet"/>
+      <w:lvlText w:val="●"/>
+      <w:lvlJc w:val="left"/>
+      <w:pPr>
+        <w:ind w:left="2880" w:hanging="360"/>
+      </w:pPr>
+      <w:rPr>
+        <w:rFonts w:ascii="Noto Sans Symbols" w:cs="Noto Sans Symbols" w:eastAsia="Noto Sans Symbols" w:hAnsi="Noto Sans Symbols"/>
+      </w:rPr>
+    </w:lvl>
+    <w:lvl w:ilvl="4">
+      <w:start w:val="1"/>
+      <w:numFmt w:val="bullet"/>
+      <w:lvlText w:val="o"/>
+      <w:lvlJc w:val="left"/>
+      <w:pPr>
+        <w:ind w:left="3600" w:hanging="360"/>
+      </w:pPr>
+      <w:rPr>
+        <w:rFonts w:ascii="Courier New" w:cs="Courier New" w:eastAsia="Courier New" w:hAnsi="Courier New"/>
+      </w:rPr>
+    </w:lvl>
+    <w:lvl w:ilvl="5">
+      <w:start w:val="1"/>
+      <w:numFmt w:val="bullet"/>
+      <w:lvlText w:val="▪"/>
+      <w:lvlJc w:val="left"/>
+      <w:pPr>
+        <w:ind w:left="4320" w:hanging="360"/>
+      </w:pPr>
+      <w:rPr>
+        <w:rFonts w:ascii="Noto Sans Symbols" w:cs="Noto Sans Symbols" w:eastAsia="Noto Sans Symbols" w:hAnsi="Noto Sans Symbols"/>
+      </w:rPr>
+    </w:lvl>
+    <w:lvl w:ilvl="6">
+      <w:start w:val="1"/>
+      <w:numFmt w:val="bullet"/>
+      <w:lvlText w:val="●"/>
+      <w:lvlJc w:val="left"/>
+      <w:pPr>
+        <w:ind w:left="5040" w:hanging="360"/>
+      </w:pPr>
+      <w:rPr>
+        <w:rFonts w:ascii="Noto Sans Symbols" w:cs="Noto Sans Symbols" w:eastAsia="Noto Sans Symbols" w:hAnsi="Noto Sans Symbols"/>
+      </w:rPr>
+    </w:lvl>
+    <w:lvl w:ilvl="7">
+      <w:start w:val="1"/>
+      <w:numFmt w:val="bullet"/>
+      <w:lvlText w:val="o"/>
+      <w:lvlJc w:val="left"/>
+      <w:pPr>
+        <w:ind w:left="5760" w:hanging="360"/>
+      </w:pPr>
+      <w:rPr>
+        <w:rFonts w:ascii="Courier New" w:cs="Courier New" w:eastAsia="Courier New" w:hAnsi="Courier New"/>
+      </w:rPr>
+    </w:lvl>
+    <w:lvl w:ilvl="8">
+      <w:start w:val="1"/>
+      <w:numFmt w:val="bullet"/>
+      <w:lvlText w:val="▪"/>
+      <w:lvlJc w:val="left"/>
+      <w:pPr>
+        <w:ind w:left="6480" w:hanging="360"/>
+      </w:pPr>
+      <w:rPr>
+        <w:rFonts w:ascii="Noto Sans Symbols" w:cs="Noto Sans Symbols" w:eastAsia="Noto Sans Symbols" w:hAnsi="Noto Sans Symbols"/>
+      </w:rPr>
+    </w:lvl>
+  </w:abstractNum>
+  <w:abstractNum w:abstractNumId="7">
     <w:lvl w:ilvl="0">
       <w:start w:val="1"/>
       <w:numFmt w:val="bullet"/>
@@ -2127,6 +2265,9 @@
   <w:num w:numId="6">
     <w:abstractNumId w:val="6"/>
   </w:num>
+  <w:num w:numId="7">
+    <w:abstractNumId w:val="7"/>
+  </w:num>
 </w:numbering>
 </file>
 
@@ -2137,7 +2278,7 @@
       <w:rPr>
         <w:sz w:val="24"/>
         <w:szCs w:val="24"/>
-        <w:lang w:val="en-US"/>
+        <w:lang w:val="en"/>
       </w:rPr>
     </w:rPrDefault>
     <w:pPrDefault>
@@ -2146,11 +2287,19 @@
       </w:pPr>
     </w:pPrDefault>
   </w:docDefaults>
+  <w:style w:type="table" w:styleId="TableNormal" w:default="1">
+    <w:name w:val="TableNormal"/>
+    <w:tblPr>
+      <w:tblCellMar>
+        <w:top w:w="100.0" w:type="dxa"/>
+        <w:left w:w="100.0" w:type="dxa"/>
+        <w:bottom w:w="100.0" w:type="dxa"/>
+        <w:right w:w="100.0" w:type="dxa"/>
+      </w:tblCellMar>
+    </w:tblPr>
+  </w:style>
   <w:style w:type="paragraph" w:styleId="Normal" w:default="1">
     <w:name w:val="normal"/>
-  </w:style>
-  <w:style w:type="table" w:styleId="TableNormal" w:default="1">
-    <w:name w:val="TableNormal"/>
   </w:style>
   <w:style w:type="paragraph" w:styleId="Heading1">
     <w:name w:val="heading 1"/>
